--- a/public/wcm/documentation/releases/wcm-technical-reference.docx
+++ b/public/wcm/documentation/releases/wcm-technical-reference.docx
@@ -499,7 +499,7 @@
                 <w:sz w:val="18"/>
                 <w:szCs w:val="18"/>
               </w:rPr>
-              <w:t xml:space="preserve">2026-08-20T21:27:01.124Z</w:t>
+              <w:t xml:space="preserve">2026-08-20T21:32:36.869Z</w:t>
             </w:r>
           </w:p>
         </w:tc>
@@ -588,7 +588,7 @@
       </w:r>
       <w:r>
         <w:rPr>
-          <w:rFonts w:ascii="Consolas" w:cs="Consolas" w:eastAsia="Consolas" w:hAnsi="Consolas"/>
+          <w:rFonts w:ascii="Courier New" w:cs="Courier New" w:eastAsia="Courier New" w:hAnsi="Courier New"/>
         </w:rPr>
         <w:t xml:space="preserve">DEC-010</w:t>
       </w:r>
@@ -646,9 +646,9 @@
       </w:pPr>
       <w:r>
         <w:rPr>
-          <w:rFonts w:ascii="Consolas" w:cs="Consolas" w:eastAsia="Consolas" w:hAnsi="Consolas"/>
-          <w:sz w:val="18"/>
-          <w:szCs w:val="18"/>
+          <w:rFonts w:ascii="Courier New" w:cs="Courier New" w:eastAsia="Courier New" w:hAnsi="Courier New"/>
+          <w:sz w:val="16"/>
+          <w:szCs w:val="16"/>
         </w:rPr>
         <w:t xml:space="preserve">WCM SOURCE OF TRUTH</w:t>
       </w:r>
@@ -661,9 +661,9 @@
       </w:pPr>
       <w:r>
         <w:rPr>
-          <w:rFonts w:ascii="Consolas" w:cs="Consolas" w:eastAsia="Consolas" w:hAnsi="Consolas"/>
-          <w:sz w:val="18"/>
-          <w:szCs w:val="18"/>
+          <w:rFonts w:ascii="Courier New" w:cs="Courier New" w:eastAsia="Courier New" w:hAnsi="Courier New"/>
+          <w:sz w:val="16"/>
+          <w:szCs w:val="16"/>
         </w:rPr>
         <w:t xml:space="preserve">GitHub main / governance / decisions / architecture / process / KB</w:t>
       </w:r>
@@ -676,9 +676,9 @@
       </w:pPr>
       <w:r>
         <w:rPr>
-          <w:rFonts w:ascii="Consolas" w:cs="Consolas" w:eastAsia="Consolas" w:hAnsi="Consolas"/>
-          <w:sz w:val="18"/>
-          <w:szCs w:val="18"/>
+          <w:rFonts w:ascii="Courier New" w:cs="Courier New" w:eastAsia="Courier New" w:hAnsi="Courier New"/>
+          <w:sz w:val="16"/>
+          <w:szCs w:val="16"/>
         </w:rPr>
         <w:t xml:space="preserve">                         ↓</w:t>
       </w:r>
@@ -691,9 +691,9 @@
       </w:pPr>
       <w:r>
         <w:rPr>
-          <w:rFonts w:ascii="Consolas" w:cs="Consolas" w:eastAsia="Consolas" w:hAnsi="Consolas"/>
-          <w:sz w:val="18"/>
-          <w:szCs w:val="18"/>
+          <w:rFonts w:ascii="Courier New" w:cs="Courier New" w:eastAsia="Courier New" w:hAnsi="Courier New"/>
+          <w:sz w:val="16"/>
+          <w:szCs w:val="16"/>
         </w:rPr>
         <w:t xml:space="preserve">                HUMAN-FACING PROJECTIONS</w:t>
       </w:r>
@@ -706,9 +706,9 @@
       </w:pPr>
       <w:r>
         <w:rPr>
-          <w:rFonts w:ascii="Consolas" w:cs="Consolas" w:eastAsia="Consolas" w:hAnsi="Consolas"/>
-          <w:sz w:val="18"/>
-          <w:szCs w:val="18"/>
+          <w:rFonts w:ascii="Courier New" w:cs="Courier New" w:eastAsia="Courier New" w:hAnsi="Courier New"/>
+          <w:sz w:val="16"/>
+          <w:szCs w:val="16"/>
         </w:rPr>
         <w:t xml:space="preserve">        Technical Reference / Client Guide / User Manual</w:t>
       </w:r>
@@ -760,9 +760,9 @@
       </w:pPr>
       <w:r>
         <w:rPr>
-          <w:rFonts w:ascii="Consolas" w:cs="Consolas" w:eastAsia="Consolas" w:hAnsi="Consolas"/>
-          <w:sz w:val="18"/>
-          <w:szCs w:val="18"/>
+          <w:rFonts w:ascii="Courier New" w:cs="Courier New" w:eastAsia="Courier New" w:hAnsi="Courier New"/>
+          <w:sz w:val="16"/>
+          <w:szCs w:val="16"/>
         </w:rPr>
         <w:t xml:space="preserve">                           STEFANO / BOARD</w:t>
       </w:r>
@@ -775,9 +775,9 @@
       </w:pPr>
       <w:r>
         <w:rPr>
-          <w:rFonts w:ascii="Consolas" w:cs="Consolas" w:eastAsia="Consolas" w:hAnsi="Consolas"/>
-          <w:sz w:val="18"/>
-          <w:szCs w:val="18"/>
+          <w:rFonts w:ascii="Courier New" w:cs="Courier New" w:eastAsia="Courier New" w:hAnsi="Courier New"/>
+          <w:sz w:val="16"/>
+          <w:szCs w:val="16"/>
         </w:rPr>
         <w:t xml:space="preserve">                     direction + reserved authority</w:t>
       </w:r>
@@ -790,9 +790,9 @@
       </w:pPr>
       <w:r>
         <w:rPr>
-          <w:rFonts w:ascii="Consolas" w:cs="Consolas" w:eastAsia="Consolas" w:hAnsi="Consolas"/>
-          <w:sz w:val="18"/>
-          <w:szCs w:val="18"/>
+          <w:rFonts w:ascii="Courier New" w:cs="Courier New" w:eastAsia="Courier New" w:hAnsi="Courier New"/>
+          <w:sz w:val="16"/>
+          <w:szCs w:val="16"/>
         </w:rPr>
         <w:t xml:space="preserve">                                  │</w:t>
       </w:r>
@@ -805,9 +805,9 @@
       </w:pPr>
       <w:r>
         <w:rPr>
-          <w:rFonts w:ascii="Consolas" w:cs="Consolas" w:eastAsia="Consolas" w:hAnsi="Consolas"/>
-          <w:sz w:val="18"/>
-          <w:szCs w:val="18"/>
+          <w:rFonts w:ascii="Courier New" w:cs="Courier New" w:eastAsia="Courier New" w:hAnsi="Courier New"/>
+          <w:sz w:val="16"/>
+          <w:szCs w:val="16"/>
         </w:rPr>
         <w:t xml:space="preserve">                                  ▼</w:t>
       </w:r>
@@ -820,9 +820,9 @@
       </w:pPr>
       <w:r>
         <w:rPr>
-          <w:rFonts w:ascii="Consolas" w:cs="Consolas" w:eastAsia="Consolas" w:hAnsi="Consolas"/>
-          <w:sz w:val="18"/>
-          <w:szCs w:val="18"/>
+          <w:rFonts w:ascii="Courier New" w:cs="Courier New" w:eastAsia="Courier New" w:hAnsi="Courier New"/>
+          <w:sz w:val="16"/>
+          <w:szCs w:val="16"/>
         </w:rPr>
         <w:t xml:space="preserve">                         WISE — COGNITIVE CORE</w:t>
       </w:r>
@@ -835,9 +835,9 @@
       </w:pPr>
       <w:r>
         <w:rPr>
-          <w:rFonts w:ascii="Consolas" w:cs="Consolas" w:eastAsia="Consolas" w:hAnsi="Consolas"/>
-          <w:sz w:val="18"/>
-          <w:szCs w:val="18"/>
+          <w:rFonts w:ascii="Courier New" w:cs="Courier New" w:eastAsia="Courier New" w:hAnsi="Courier New"/>
+          <w:sz w:val="16"/>
+          <w:szCs w:val="16"/>
         </w:rPr>
         <w:t xml:space="preserve">                       WHAT / WHY / orchestration</w:t>
       </w:r>
@@ -850,9 +850,9 @@
       </w:pPr>
       <w:r>
         <w:rPr>
-          <w:rFonts w:ascii="Consolas" w:cs="Consolas" w:eastAsia="Consolas" w:hAnsi="Consolas"/>
-          <w:sz w:val="18"/>
-          <w:szCs w:val="18"/>
+          <w:rFonts w:ascii="Courier New" w:cs="Courier New" w:eastAsia="Courier New" w:hAnsi="Courier New"/>
+          <w:sz w:val="16"/>
+          <w:szCs w:val="16"/>
         </w:rPr>
         <w:t xml:space="preserve">                          │                  │</w:t>
       </w:r>
@@ -865,9 +865,9 @@
       </w:pPr>
       <w:r>
         <w:rPr>
-          <w:rFonts w:ascii="Consolas" w:cs="Consolas" w:eastAsia="Consolas" w:hAnsi="Consolas"/>
-          <w:sz w:val="18"/>
-          <w:szCs w:val="18"/>
+          <w:rFonts w:ascii="Courier New" w:cs="Courier New" w:eastAsia="Courier New" w:hAnsi="Courier New"/>
+          <w:sz w:val="16"/>
+          <w:szCs w:val="16"/>
         </w:rPr>
         <w:t xml:space="preserve">                          ▼                  ▼</w:t>
       </w:r>
@@ -880,9 +880,9 @@
       </w:pPr>
       <w:r>
         <w:rPr>
-          <w:rFonts w:ascii="Consolas" w:cs="Consolas" w:eastAsia="Consolas" w:hAnsi="Consolas"/>
-          <w:sz w:val="18"/>
-          <w:szCs w:val="18"/>
+          <w:rFonts w:ascii="Courier New" w:cs="Courier New" w:eastAsia="Courier New" w:hAnsi="Courier New"/>
+          <w:sz w:val="16"/>
+          <w:szCs w:val="16"/>
         </w:rPr>
         <w:t xml:space="preserve">                  WORKING MEMORY      PERSISTENT ORGANIZATIONAL MEMORY</w:t>
       </w:r>
@@ -895,9 +895,9 @@
       </w:pPr>
       <w:r>
         <w:rPr>
-          <w:rFonts w:ascii="Consolas" w:cs="Consolas" w:eastAsia="Consolas" w:hAnsi="Consolas"/>
-          <w:sz w:val="18"/>
-          <w:szCs w:val="18"/>
+          <w:rFonts w:ascii="Courier New" w:cs="Courier New" w:eastAsia="Courier New" w:hAnsi="Courier New"/>
+          <w:sz w:val="16"/>
+          <w:szCs w:val="16"/>
         </w:rPr>
         <w:t xml:space="preserve">                  live context        GitHub main / state / KB / decisions</w:t>
       </w:r>
@@ -910,9 +910,9 @@
       </w:pPr>
       <w:r>
         <w:rPr>
-          <w:rFonts w:ascii="Consolas" w:cs="Consolas" w:eastAsia="Consolas" w:hAnsi="Consolas"/>
-          <w:sz w:val="18"/>
-          <w:szCs w:val="18"/>
+          <w:rFonts w:ascii="Courier New" w:cs="Courier New" w:eastAsia="Courier New" w:hAnsi="Courier New"/>
+          <w:sz w:val="16"/>
+          <w:szCs w:val="16"/>
         </w:rPr>
         <w:t xml:space="preserve">                          │                  ▲</w:t>
       </w:r>
@@ -925,9 +925,9 @@
       </w:pPr>
       <w:r>
         <w:rPr>
-          <w:rFonts w:ascii="Consolas" w:cs="Consolas" w:eastAsia="Consolas" w:hAnsi="Consolas"/>
-          <w:sz w:val="18"/>
-          <w:szCs w:val="18"/>
+          <w:rFonts w:ascii="Courier New" w:cs="Courier New" w:eastAsia="Courier New" w:hAnsi="Courier New"/>
+          <w:sz w:val="16"/>
+          <w:szCs w:val="16"/>
         </w:rPr>
         <w:t xml:space="preserve">                          └──── PROC-006 ────┘</w:t>
       </w:r>
@@ -940,9 +940,9 @@
       </w:pPr>
       <w:r>
         <w:rPr>
-          <w:rFonts w:ascii="Consolas" w:cs="Consolas" w:eastAsia="Consolas" w:hAnsi="Consolas"/>
-          <w:sz w:val="18"/>
-          <w:szCs w:val="18"/>
+          <w:rFonts w:ascii="Courier New" w:cs="Courier New" w:eastAsia="Courier New" w:hAnsi="Courier New"/>
+          <w:sz w:val="16"/>
+          <w:szCs w:val="16"/>
         </w:rPr>
         <w:t xml:space="preserve">                  consolidation + impact set</w:t>
       </w:r>
@@ -955,9 +955,9 @@
       </w:pPr>
       <w:r>
         <w:rPr>
-          <w:rFonts w:ascii="Consolas" w:cs="Consolas" w:eastAsia="Consolas" w:hAnsi="Consolas"/>
-          <w:sz w:val="18"/>
-          <w:szCs w:val="18"/>
+          <w:rFonts w:ascii="Courier New" w:cs="Courier New" w:eastAsia="Courier New" w:hAnsi="Courier New"/>
+          <w:sz w:val="16"/>
+          <w:szCs w:val="16"/>
         </w:rPr>
         <w:t xml:space="preserve">                                             │</w:t>
       </w:r>
@@ -970,9 +970,9 @@
       </w:pPr>
       <w:r>
         <w:rPr>
-          <w:rFonts w:ascii="Consolas" w:cs="Consolas" w:eastAsia="Consolas" w:hAnsi="Consolas"/>
-          <w:sz w:val="18"/>
-          <w:szCs w:val="18"/>
+          <w:rFonts w:ascii="Courier New" w:cs="Courier New" w:eastAsia="Courier New" w:hAnsi="Courier New"/>
+          <w:sz w:val="16"/>
+          <w:szCs w:val="16"/>
         </w:rPr>
         <w:t xml:space="preserve">        ┌─────────────────────┬──────────────┼──────────────┬────────────────────┐</w:t>
       </w:r>
@@ -985,9 +985,9 @@
       </w:pPr>
       <w:r>
         <w:rPr>
-          <w:rFonts w:ascii="Consolas" w:cs="Consolas" w:eastAsia="Consolas" w:hAnsi="Consolas"/>
-          <w:sz w:val="18"/>
-          <w:szCs w:val="18"/>
+          <w:rFonts w:ascii="Courier New" w:cs="Courier New" w:eastAsia="Courier New" w:hAnsi="Courier New"/>
+          <w:sz w:val="16"/>
+          <w:szCs w:val="16"/>
         </w:rPr>
         <w:t xml:space="preserve">        ▼                     ▼              ▼              ▼                    ▼</w:t>
       </w:r>
@@ -1000,9 +1000,9 @@
       </w:pPr>
       <w:r>
         <w:rPr>
-          <w:rFonts w:ascii="Consolas" w:cs="Consolas" w:eastAsia="Consolas" w:hAnsi="Consolas"/>
-          <w:sz w:val="18"/>
-          <w:szCs w:val="18"/>
+          <w:rFonts w:ascii="Courier New" w:cs="Courier New" w:eastAsia="Courier New" w:hAnsi="Courier New"/>
+          <w:sz w:val="16"/>
+          <w:szCs w:val="16"/>
         </w:rPr>
         <w:t xml:space="preserve"> KNOWLEDGE NAVIGATION   KNOWLEDGE ASSURANCE  METHOD         DOCUMENTATION      CONTROL</w:t>
       </w:r>
@@ -1015,9 +1015,9 @@
       </w:pPr>
       <w:r>
         <w:rPr>
-          <w:rFonts w:ascii="Consolas" w:cs="Consolas" w:eastAsia="Consolas" w:hAnsi="Consolas"/>
-          <w:sz w:val="18"/>
-          <w:szCs w:val="18"/>
+          <w:rFonts w:ascii="Courier New" w:cs="Courier New" w:eastAsia="Courier New" w:hAnsi="Courier New"/>
+          <w:sz w:val="16"/>
+          <w:szCs w:val="16"/>
         </w:rPr>
         <w:t xml:space="preserve"> index-first + synapse  deterministic-first EXPERIENCE     PROJECTIONS         PLANE</w:t>
       </w:r>
@@ -1030,9 +1030,9 @@
       </w:pPr>
       <w:r>
         <w:rPr>
-          <w:rFonts w:ascii="Consolas" w:cs="Consolas" w:eastAsia="Consolas" w:hAnsi="Consolas"/>
-          <w:sz w:val="18"/>
-          <w:szCs w:val="18"/>
+          <w:rFonts w:ascii="Courier New" w:cs="Courier New" w:eastAsia="Courier New" w:hAnsi="Courier New"/>
+          <w:sz w:val="16"/>
+          <w:szCs w:val="16"/>
         </w:rPr>
         <w:t xml:space="preserve">        │                     │              MEMORY              │                │</w:t>
       </w:r>
@@ -1045,9 +1045,9 @@
       </w:pPr>
       <w:r>
         <w:rPr>
-          <w:rFonts w:ascii="Consolas" w:cs="Consolas" w:eastAsia="Consolas" w:hAnsi="Consolas"/>
-          <w:sz w:val="18"/>
-          <w:szCs w:val="18"/>
+          <w:rFonts w:ascii="Courier New" w:cs="Courier New" w:eastAsia="Courier New" w:hAnsi="Courier New"/>
+          <w:sz w:val="16"/>
+          <w:szCs w:val="16"/>
         </w:rPr>
         <w:t xml:space="preserve">        │                     │              │ PROC-009          │ PROC-010       │</w:t>
       </w:r>
@@ -1060,9 +1060,9 @@
       </w:pPr>
       <w:r>
         <w:rPr>
-          <w:rFonts w:ascii="Consolas" w:cs="Consolas" w:eastAsia="Consolas" w:hAnsi="Consolas"/>
-          <w:sz w:val="18"/>
-          <w:szCs w:val="18"/>
+          <w:rFonts w:ascii="Courier New" w:cs="Courier New" w:eastAsia="Courier New" w:hAnsi="Courier New"/>
+          <w:sz w:val="16"/>
+          <w:szCs w:val="16"/>
         </w:rPr>
         <w:t xml:space="preserve">        └──────────────┬──────┴──────────────┴──────────────┬───┘                │</w:t>
       </w:r>
@@ -1075,9 +1075,9 @@
       </w:pPr>
       <w:r>
         <w:rPr>
-          <w:rFonts w:ascii="Consolas" w:cs="Consolas" w:eastAsia="Consolas" w:hAnsi="Consolas"/>
-          <w:sz w:val="18"/>
-          <w:szCs w:val="18"/>
+          <w:rFonts w:ascii="Courier New" w:cs="Courier New" w:eastAsia="Courier New" w:hAnsi="Courier New"/>
+          <w:sz w:val="16"/>
+          <w:szCs w:val="16"/>
         </w:rPr>
         <w:t xml:space="preserve">                       ▼                                     ▼                    ▼</w:t>
       </w:r>
@@ -1090,9 +1090,9 @@
       </w:pPr>
       <w:r>
         <w:rPr>
-          <w:rFonts w:ascii="Consolas" w:cs="Consolas" w:eastAsia="Consolas" w:hAnsi="Consolas"/>
-          <w:sz w:val="18"/>
-          <w:szCs w:val="18"/>
+          <w:rFonts w:ascii="Courier New" w:cs="Courier New" w:eastAsia="Courier New" w:hAnsi="Courier New"/>
+          <w:sz w:val="16"/>
+          <w:szCs w:val="16"/>
         </w:rPr>
         <w:t xml:space="preserve">             MISSION CONTROL PROJECTORS              HUMAN-FACING MASTERS   DURABLE DISPATCH</w:t>
       </w:r>
@@ -1105,9 +1105,9 @@
       </w:pPr>
       <w:r>
         <w:rPr>
-          <w:rFonts w:ascii="Consolas" w:cs="Consolas" w:eastAsia="Consolas" w:hAnsi="Consolas"/>
-          <w:sz w:val="18"/>
-          <w:szCs w:val="18"/>
+          <w:rFonts w:ascii="Courier New" w:cs="Courier New" w:eastAsia="Courier New" w:hAnsi="Courier New"/>
+          <w:sz w:val="16"/>
+          <w:szCs w:val="16"/>
         </w:rPr>
         <w:t xml:space="preserve">                       │                                     │                    │</w:t>
       </w:r>
@@ -1120,9 +1120,9 @@
       </w:pPr>
       <w:r>
         <w:rPr>
-          <w:rFonts w:ascii="Consolas" w:cs="Consolas" w:eastAsia="Consolas" w:hAnsi="Consolas"/>
-          <w:sz w:val="18"/>
-          <w:szCs w:val="18"/>
+          <w:rFonts w:ascii="Courier New" w:cs="Courier New" w:eastAsia="Courier New" w:hAnsi="Courier New"/>
+          <w:sz w:val="16"/>
+          <w:szCs w:val="16"/>
         </w:rPr>
         <w:t xml:space="preserve">                       ▼                                     ▼                    ▼</w:t>
       </w:r>
@@ -1135,9 +1135,9 @@
       </w:pPr>
       <w:r>
         <w:rPr>
-          <w:rFonts w:ascii="Consolas" w:cs="Consolas" w:eastAsia="Consolas" w:hAnsi="Consolas"/>
-          <w:sz w:val="18"/>
-          <w:szCs w:val="18"/>
+          <w:rFonts w:ascii="Courier New" w:cs="Courier New" w:eastAsia="Courier New" w:hAnsi="Courier New"/>
+          <w:sz w:val="16"/>
+          <w:szCs w:val="16"/>
         </w:rPr>
         <w:t xml:space="preserve">                   SUPABASE                            DOCX / PDF RELEASES   EXECUTION PLANE</w:t>
       </w:r>
@@ -1150,9 +1150,9 @@
       </w:pPr>
       <w:r>
         <w:rPr>
-          <w:rFonts w:ascii="Consolas" w:cs="Consolas" w:eastAsia="Consolas" w:hAnsi="Consolas"/>
-          <w:sz w:val="18"/>
-          <w:szCs w:val="18"/>
+          <w:rFonts w:ascii="Courier New" w:cs="Courier New" w:eastAsia="Courier New" w:hAnsi="Courier New"/>
+          <w:sz w:val="16"/>
+          <w:szCs w:val="16"/>
         </w:rPr>
         <w:t xml:space="preserve">                       │                                                          │</w:t>
       </w:r>
@@ -1165,9 +1165,9 @@
       </w:pPr>
       <w:r>
         <w:rPr>
-          <w:rFonts w:ascii="Consolas" w:cs="Consolas" w:eastAsia="Consolas" w:hAnsi="Consolas"/>
-          <w:sz w:val="18"/>
-          <w:szCs w:val="18"/>
+          <w:rFonts w:ascii="Courier New" w:cs="Courier New" w:eastAsia="Courier New" w:hAnsi="Courier New"/>
+          <w:sz w:val="16"/>
+          <w:szCs w:val="16"/>
         </w:rPr>
         <w:t xml:space="preserve">                       ▼                                                          ▼</w:t>
       </w:r>
@@ -1180,9 +1180,9 @@
       </w:pPr>
       <w:r>
         <w:rPr>
-          <w:rFonts w:ascii="Consolas" w:cs="Consolas" w:eastAsia="Consolas" w:hAnsi="Consolas"/>
-          <w:sz w:val="18"/>
-          <w:szCs w:val="18"/>
+          <w:rFonts w:ascii="Courier New" w:cs="Courier New" w:eastAsia="Courier New" w:hAnsi="Courier New"/>
+          <w:sz w:val="16"/>
+          <w:szCs w:val="16"/>
         </w:rPr>
         <w:t xml:space="preserve">             AUTHENTICATED MISSION CONTROL                                      RESULT</w:t>
       </w:r>
@@ -1225,7 +1225,7 @@
       </w:r>
       <w:r>
         <w:rPr>
-          <w:rFonts w:ascii="Consolas" w:cs="Consolas" w:eastAsia="Consolas" w:hAnsi="Consolas"/>
+          <w:rFonts w:ascii="Courier New" w:cs="Courier New" w:eastAsia="Courier New" w:hAnsi="Courier New"/>
         </w:rPr>
         <w:t xml:space="preserve">WHAT / WHY / meaning / orchestration</w:t>
       </w:r>
@@ -1234,7 +1234,7 @@
       </w:r>
       <w:r>
         <w:rPr>
-          <w:rFonts w:ascii="Consolas" w:cs="Consolas" w:eastAsia="Consolas" w:hAnsi="Consolas"/>
+          <w:rFonts w:ascii="Courier New" w:cs="Courier New" w:eastAsia="Courier New" w:hAnsi="Courier New"/>
         </w:rPr>
         <w:t xml:space="preserve">HOW</w:t>
       </w:r>
@@ -1299,7 +1299,7 @@
       </w:r>
       <w:r>
         <w:rPr>
-          <w:rFonts w:ascii="Consolas" w:cs="Consolas" w:eastAsia="Consolas" w:hAnsi="Consolas"/>
+          <w:rFonts w:ascii="Courier New" w:cs="Courier New" w:eastAsia="Courier New" w:hAnsi="Courier New"/>
         </w:rPr>
         <w:t xml:space="preserve">main</w:t>
       </w:r>
@@ -1477,9 +1477,9 @@
       </w:pPr>
       <w:r>
         <w:rPr>
-          <w:rFonts w:ascii="Consolas" w:cs="Consolas" w:eastAsia="Consolas" w:hAnsi="Consolas"/>
-          <w:sz w:val="18"/>
-          <w:szCs w:val="18"/>
+          <w:rFonts w:ascii="Courier New" w:cs="Courier New" w:eastAsia="Courier New" w:hAnsi="Courier New"/>
+          <w:sz w:val="16"/>
+          <w:szCs w:val="16"/>
         </w:rPr>
         <w:t xml:space="preserve">WCM_AGENT_START</w:t>
       </w:r>
@@ -1492,9 +1492,9 @@
       </w:pPr>
       <w:r>
         <w:rPr>
-          <w:rFonts w:ascii="Consolas" w:cs="Consolas" w:eastAsia="Consolas" w:hAnsi="Consolas"/>
-          <w:sz w:val="18"/>
-          <w:szCs w:val="18"/>
+          <w:rFonts w:ascii="Courier New" w:cs="Courier New" w:eastAsia="Courier New" w:hAnsi="Courier New"/>
+          <w:sz w:val="16"/>
+          <w:szCs w:val="16"/>
         </w:rPr>
         <w:t xml:space="preserve">   ↓</w:t>
       </w:r>
@@ -1507,9 +1507,9 @@
       </w:pPr>
       <w:r>
         <w:rPr>
-          <w:rFonts w:ascii="Consolas" w:cs="Consolas" w:eastAsia="Consolas" w:hAnsi="Consolas"/>
-          <w:sz w:val="18"/>
-          <w:szCs w:val="18"/>
+          <w:rFonts w:ascii="Courier New" w:cs="Courier New" w:eastAsia="Courier New" w:hAnsi="Courier New"/>
+          <w:sz w:val="16"/>
+          <w:szCs w:val="16"/>
         </w:rPr>
         <w:t xml:space="preserve">PROJECT_AGENT_START / STATE / METHOD KB INDEX</w:t>
       </w:r>
@@ -1522,9 +1522,9 @@
       </w:pPr>
       <w:r>
         <w:rPr>
-          <w:rFonts w:ascii="Consolas" w:cs="Consolas" w:eastAsia="Consolas" w:hAnsi="Consolas"/>
-          <w:sz w:val="18"/>
-          <w:szCs w:val="18"/>
+          <w:rFonts w:ascii="Courier New" w:cs="Courier New" w:eastAsia="Courier New" w:hAnsi="Courier New"/>
+          <w:sz w:val="16"/>
+          <w:szCs w:val="16"/>
         </w:rPr>
         <w:t xml:space="preserve">   ↓</w:t>
       </w:r>
@@ -1537,9 +1537,9 @@
       </w:pPr>
       <w:r>
         <w:rPr>
-          <w:rFonts w:ascii="Consolas" w:cs="Consolas" w:eastAsia="Consolas" w:hAnsi="Consolas"/>
-          <w:sz w:val="18"/>
-          <w:szCs w:val="18"/>
+          <w:rFonts w:ascii="Courier New" w:cs="Courier New" w:eastAsia="Courier New" w:hAnsi="Courier New"/>
+          <w:sz w:val="16"/>
+          <w:szCs w:val="16"/>
         </w:rPr>
         <w:t xml:space="preserve">KNOWLEDGE TRUST GATE</w:t>
       </w:r>
@@ -1552,9 +1552,9 @@
       </w:pPr>
       <w:r>
         <w:rPr>
-          <w:rFonts w:ascii="Consolas" w:cs="Consolas" w:eastAsia="Consolas" w:hAnsi="Consolas"/>
-          <w:sz w:val="18"/>
-          <w:szCs w:val="18"/>
+          <w:rFonts w:ascii="Courier New" w:cs="Courier New" w:eastAsia="Courier New" w:hAnsi="Courier New"/>
+          <w:sz w:val="16"/>
+          <w:szCs w:val="16"/>
         </w:rPr>
         <w:t xml:space="preserve">   ↓</w:t>
       </w:r>
@@ -1567,9 +1567,9 @@
       </w:pPr>
       <w:r>
         <w:rPr>
-          <w:rFonts w:ascii="Consolas" w:cs="Consolas" w:eastAsia="Consolas" w:hAnsi="Consolas"/>
-          <w:sz w:val="18"/>
-          <w:szCs w:val="18"/>
+          <w:rFonts w:ascii="Courier New" w:cs="Courier New" w:eastAsia="Courier New" w:hAnsi="Courier New"/>
+          <w:sz w:val="16"/>
+          <w:szCs w:val="16"/>
         </w:rPr>
         <w:t xml:space="preserve">typed relations + fonti minime necessarie</w:t>
       </w:r>
@@ -1582,9 +1582,9 @@
       </w:pPr>
       <w:r>
         <w:rPr>
-          <w:rFonts w:ascii="Consolas" w:cs="Consolas" w:eastAsia="Consolas" w:hAnsi="Consolas"/>
-          <w:sz w:val="18"/>
-          <w:szCs w:val="18"/>
+          <w:rFonts w:ascii="Courier New" w:cs="Courier New" w:eastAsia="Courier New" w:hAnsi="Courier New"/>
+          <w:sz w:val="16"/>
+          <w:szCs w:val="16"/>
         </w:rPr>
         <w:t xml:space="preserve">   ↓</w:t>
       </w:r>
@@ -1597,9 +1597,9 @@
       </w:pPr>
       <w:r>
         <w:rPr>
-          <w:rFonts w:ascii="Consolas" w:cs="Consolas" w:eastAsia="Consolas" w:hAnsi="Consolas"/>
-          <w:sz w:val="18"/>
-          <w:szCs w:val="18"/>
+          <w:rFonts w:ascii="Courier New" w:cs="Courier New" w:eastAsia="Courier New" w:hAnsi="Courier New"/>
+          <w:sz w:val="16"/>
+          <w:szCs w:val="16"/>
         </w:rPr>
         <w:t xml:space="preserve">STOP WHEN CONTEXT IS SUFFICIENT</w:t>
       </w:r>
@@ -1615,7 +1615,7 @@
       </w:pPr>
       <w:r>
         <w:rPr>
-          <w:rFonts w:ascii="Consolas" w:cs="Consolas" w:eastAsia="Consolas" w:hAnsi="Consolas"/>
+          <w:rFonts w:ascii="Courier New" w:cs="Courier New" w:eastAsia="Courier New" w:hAnsi="Courier New"/>
         </w:rPr>
         <w:t xml:space="preserve">PROT-005</w:t>
       </w:r>
@@ -1637,7 +1637,7 @@
       </w:pPr>
       <w:r>
         <w:rPr>
-          <w:rFonts w:ascii="Consolas" w:cs="Consolas" w:eastAsia="Consolas" w:hAnsi="Consolas"/>
+          <w:rFonts w:ascii="Courier New" w:cs="Courier New" w:eastAsia="Courier New" w:hAnsi="Courier New"/>
         </w:rPr>
         <w:t xml:space="preserve">DEPENDS_ON</w:t>
       </w:r>
@@ -1646,7 +1646,7 @@
       </w:r>
       <w:r>
         <w:rPr>
-          <w:rFonts w:ascii="Consolas" w:cs="Consolas" w:eastAsia="Consolas" w:hAnsi="Consolas"/>
+          <w:rFonts w:ascii="Courier New" w:cs="Courier New" w:eastAsia="Courier New" w:hAnsi="Courier New"/>
         </w:rPr>
         <w:t xml:space="preserve">DERIVED_FROM</w:t>
       </w:r>
@@ -1655,7 +1655,7 @@
       </w:r>
       <w:r>
         <w:rPr>
-          <w:rFonts w:ascii="Consolas" w:cs="Consolas" w:eastAsia="Consolas" w:hAnsi="Consolas"/>
+          <w:rFonts w:ascii="Courier New" w:cs="Courier New" w:eastAsia="Courier New" w:hAnsi="Courier New"/>
         </w:rPr>
         <w:t xml:space="preserve">IMPLEMENTS</w:t>
       </w:r>
@@ -1664,7 +1664,7 @@
       </w:r>
       <w:r>
         <w:rPr>
-          <w:rFonts w:ascii="Consolas" w:cs="Consolas" w:eastAsia="Consolas" w:hAnsi="Consolas"/>
+          <w:rFonts w:ascii="Courier New" w:cs="Courier New" w:eastAsia="Courier New" w:hAnsi="Courier New"/>
         </w:rPr>
         <w:t xml:space="preserve">CONSTRAINS</w:t>
       </w:r>
@@ -1673,7 +1673,7 @@
       </w:r>
       <w:r>
         <w:rPr>
-          <w:rFonts w:ascii="Consolas" w:cs="Consolas" w:eastAsia="Consolas" w:hAnsi="Consolas"/>
+          <w:rFonts w:ascii="Courier New" w:cs="Courier New" w:eastAsia="Courier New" w:hAnsi="Courier New"/>
         </w:rPr>
         <w:t xml:space="preserve">AFFECTS</w:t>
       </w:r>
@@ -1682,7 +1682,7 @@
       </w:r>
       <w:r>
         <w:rPr>
-          <w:rFonts w:ascii="Consolas" w:cs="Consolas" w:eastAsia="Consolas" w:hAnsi="Consolas"/>
+          <w:rFonts w:ascii="Courier New" w:cs="Courier New" w:eastAsia="Courier New" w:hAnsi="Courier New"/>
         </w:rPr>
         <w:t xml:space="preserve">SUPERSEDES</w:t>
       </w:r>
@@ -1691,7 +1691,7 @@
       </w:r>
       <w:r>
         <w:rPr>
-          <w:rFonts w:ascii="Consolas" w:cs="Consolas" w:eastAsia="Consolas" w:hAnsi="Consolas"/>
+          <w:rFonts w:ascii="Courier New" w:cs="Courier New" w:eastAsia="Courier New" w:hAnsi="Courier New"/>
         </w:rPr>
         <w:t xml:space="preserve">SUPERSEDED_BY</w:t>
       </w:r>
@@ -1700,7 +1700,7 @@
       </w:r>
       <w:r>
         <w:rPr>
-          <w:rFonts w:ascii="Consolas" w:cs="Consolas" w:eastAsia="Consolas" w:hAnsi="Consolas"/>
+          <w:rFonts w:ascii="Courier New" w:cs="Courier New" w:eastAsia="Courier New" w:hAnsi="Courier New"/>
         </w:rPr>
         <w:t xml:space="preserve">EVIDENCE_FOR</w:t>
       </w:r>
@@ -1709,7 +1709,7 @@
       </w:r>
       <w:r>
         <w:rPr>
-          <w:rFonts w:ascii="Consolas" w:cs="Consolas" w:eastAsia="Consolas" w:hAnsi="Consolas"/>
+          <w:rFonts w:ascii="Courier New" w:cs="Courier New" w:eastAsia="Courier New" w:hAnsi="Courier New"/>
         </w:rPr>
         <w:t xml:space="preserve">CONTRADICTS</w:t>
       </w:r>
@@ -1718,7 +1718,7 @@
       </w:r>
       <w:r>
         <w:rPr>
-          <w:rFonts w:ascii="Consolas" w:cs="Consolas" w:eastAsia="Consolas" w:hAnsi="Consolas"/>
+          <w:rFonts w:ascii="Courier New" w:cs="Courier New" w:eastAsia="Courier New" w:hAnsi="Courier New"/>
         </w:rPr>
         <w:t xml:space="preserve">RELATED_TO</w:t>
       </w:r>
@@ -1780,7 +1780,7 @@
       </w:pPr>
       <w:r>
         <w:rPr>
-          <w:rFonts w:ascii="Consolas" w:cs="Consolas" w:eastAsia="Consolas" w:hAnsi="Consolas"/>
+          <w:rFonts w:ascii="Courier New" w:cs="Courier New" w:eastAsia="Courier New" w:hAnsi="Courier New"/>
         </w:rPr>
         <w:t xml:space="preserve">PROT-009</w:t>
       </w:r>
@@ -1812,9 +1812,9 @@
       </w:pPr>
       <w:r>
         <w:rPr>
-          <w:rFonts w:ascii="Consolas" w:cs="Consolas" w:eastAsia="Consolas" w:hAnsi="Consolas"/>
-          <w:sz w:val="18"/>
-          <w:szCs w:val="18"/>
+          <w:rFonts w:ascii="Courier New" w:cs="Courier New" w:eastAsia="Courier New" w:hAnsi="Courier New"/>
+          <w:sz w:val="16"/>
+          <w:szCs w:val="16"/>
         </w:rPr>
         <w:t xml:space="preserve">WCM CHANGE</w:t>
       </w:r>
@@ -1827,9 +1827,9 @@
       </w:pPr>
       <w:r>
         <w:rPr>
-          <w:rFonts w:ascii="Consolas" w:cs="Consolas" w:eastAsia="Consolas" w:hAnsi="Consolas"/>
-          <w:sz w:val="18"/>
-          <w:szCs w:val="18"/>
+          <w:rFonts w:ascii="Courier New" w:cs="Courier New" w:eastAsia="Courier New" w:hAnsi="Courier New"/>
+          <w:sz w:val="16"/>
+          <w:szCs w:val="16"/>
         </w:rPr>
         <w:t xml:space="preserve">→ bootstrap / evidence</w:t>
       </w:r>
@@ -1842,9 +1842,9 @@
       </w:pPr>
       <w:r>
         <w:rPr>
-          <w:rFonts w:ascii="Consolas" w:cs="Consolas" w:eastAsia="Consolas" w:hAnsi="Consolas"/>
-          <w:sz w:val="18"/>
-          <w:szCs w:val="18"/>
+          <w:rFonts w:ascii="Courier New" w:cs="Courier New" w:eastAsia="Courier New" w:hAnsi="Courier New"/>
+          <w:sz w:val="16"/>
+          <w:szCs w:val="16"/>
         </w:rPr>
         <w:t xml:space="preserve">→ Impact Preview</w:t>
       </w:r>
@@ -1857,9 +1857,9 @@
       </w:pPr>
       <w:r>
         <w:rPr>
-          <w:rFonts w:ascii="Consolas" w:cs="Consolas" w:eastAsia="Consolas" w:hAnsi="Consolas"/>
-          <w:sz w:val="18"/>
-          <w:szCs w:val="18"/>
+          <w:rFonts w:ascii="Courier New" w:cs="Courier New" w:eastAsia="Courier New" w:hAnsi="Courier New"/>
+          <w:sz w:val="16"/>
+          <w:szCs w:val="16"/>
         </w:rPr>
         <w:t xml:space="preserve">→ STOP</w:t>
       </w:r>
@@ -1872,9 +1872,9 @@
       </w:pPr>
       <w:r>
         <w:rPr>
-          <w:rFonts w:ascii="Consolas" w:cs="Consolas" w:eastAsia="Consolas" w:hAnsi="Consolas"/>
-          <w:sz w:val="18"/>
-          <w:szCs w:val="18"/>
+          <w:rFonts w:ascii="Courier New" w:cs="Courier New" w:eastAsia="Courier New" w:hAnsi="Courier New"/>
+          <w:sz w:val="16"/>
+          <w:szCs w:val="16"/>
         </w:rPr>
         <w:t xml:space="preserve">→ explicit Stefano authority</w:t>
       </w:r>
@@ -1887,9 +1887,9 @@
       </w:pPr>
       <w:r>
         <w:rPr>
-          <w:rFonts w:ascii="Consolas" w:cs="Consolas" w:eastAsia="Consolas" w:hAnsi="Consolas"/>
-          <w:sz w:val="18"/>
-          <w:szCs w:val="18"/>
+          <w:rFonts w:ascii="Courier New" w:cs="Courier New" w:eastAsia="Courier New" w:hAnsi="Courier New"/>
+          <w:sz w:val="16"/>
+          <w:szCs w:val="16"/>
         </w:rPr>
         <w:t xml:space="preserve">→ controlled propagation</w:t>
       </w:r>
@@ -1932,7 +1932,7 @@
       </w:r>
       <w:r>
         <w:rPr>
-          <w:rFonts w:ascii="Consolas" w:cs="Consolas" w:eastAsia="Consolas" w:hAnsi="Consolas"/>
+          <w:rFonts w:ascii="Courier New" w:cs="Courier New" w:eastAsia="Courier New" w:hAnsi="Courier New"/>
         </w:rPr>
         <w:t xml:space="preserve">DIRETTA</w:t>
       </w:r>
@@ -1941,7 +1941,7 @@
       </w:r>
       <w:r>
         <w:rPr>
-          <w:rFonts w:ascii="Consolas" w:cs="Consolas" w:eastAsia="Consolas" w:hAnsi="Consolas"/>
+          <w:rFonts w:ascii="Courier New" w:cs="Courier New" w:eastAsia="Courier New" w:hAnsi="Courier New"/>
         </w:rPr>
         <w:t xml:space="preserve">DELEGABILE</w:t>
       </w:r>
@@ -1950,7 +1950,7 @@
       </w:r>
       <w:r>
         <w:rPr>
-          <w:rFonts w:ascii="Consolas" w:cs="Consolas" w:eastAsia="Consolas" w:hAnsi="Consolas"/>
+          <w:rFonts w:ascii="Courier New" w:cs="Courier New" w:eastAsia="Courier New" w:hAnsi="Courier New"/>
         </w:rPr>
         <w:t xml:space="preserve">NON DISPONIBILE</w:t>
       </w:r>
@@ -1959,7 +1959,7 @@
       </w:r>
       <w:r>
         <w:rPr>
-          <w:rFonts w:ascii="Consolas" w:cs="Consolas" w:eastAsia="Consolas" w:hAnsi="Consolas"/>
+          <w:rFonts w:ascii="Courier New" w:cs="Courier New" w:eastAsia="Courier New" w:hAnsi="Courier New"/>
         </w:rPr>
         <w:t xml:space="preserve">DA VALIDARE</w:t>
       </w:r>
@@ -1975,9 +1975,9 @@
       </w:pPr>
       <w:r>
         <w:rPr>
-          <w:rFonts w:ascii="Consolas" w:cs="Consolas" w:eastAsia="Consolas" w:hAnsi="Consolas"/>
-          <w:sz w:val="18"/>
-          <w:szCs w:val="18"/>
+          <w:rFonts w:ascii="Courier New" w:cs="Courier New" w:eastAsia="Courier New" w:hAnsi="Courier New"/>
+          <w:sz w:val="16"/>
+          <w:szCs w:val="16"/>
         </w:rPr>
         <w:t xml:space="preserve">AZIONE</w:t>
       </w:r>
@@ -1990,9 +1990,9 @@
       </w:pPr>
       <w:r>
         <w:rPr>
-          <w:rFonts w:ascii="Consolas" w:cs="Consolas" w:eastAsia="Consolas" w:hAnsi="Consolas"/>
-          <w:sz w:val="18"/>
-          <w:szCs w:val="18"/>
+          <w:rFonts w:ascii="Courier New" w:cs="Courier New" w:eastAsia="Courier New" w:hAnsi="Courier New"/>
+          <w:sz w:val="16"/>
+          <w:szCs w:val="16"/>
         </w:rPr>
         <w:t xml:space="preserve">  ↓</w:t>
       </w:r>
@@ -2005,9 +2005,9 @@
       </w:pPr>
       <w:r>
         <w:rPr>
-          <w:rFonts w:ascii="Consolas" w:cs="Consolas" w:eastAsia="Consolas" w:hAnsi="Consolas"/>
-          <w:sz w:val="18"/>
-          <w:szCs w:val="18"/>
+          <w:rFonts w:ascii="Courier New" w:cs="Courier New" w:eastAsia="Courier New" w:hAnsi="Courier New"/>
+          <w:sz w:val="16"/>
+          <w:szCs w:val="16"/>
         </w:rPr>
         <w:t xml:space="preserve">AUTORIZZATA?</w:t>
       </w:r>
@@ -2020,9 +2020,9 @@
       </w:pPr>
       <w:r>
         <w:rPr>
-          <w:rFonts w:ascii="Consolas" w:cs="Consolas" w:eastAsia="Consolas" w:hAnsi="Consolas"/>
-          <w:sz w:val="18"/>
-          <w:szCs w:val="18"/>
+          <w:rFonts w:ascii="Courier New" w:cs="Courier New" w:eastAsia="Courier New" w:hAnsi="Courier New"/>
+          <w:sz w:val="16"/>
+          <w:szCs w:val="16"/>
         </w:rPr>
         <w:t xml:space="preserve">  ↓ sì</w:t>
       </w:r>
@@ -2035,9 +2035,9 @@
       </w:pPr>
       <w:r>
         <w:rPr>
-          <w:rFonts w:ascii="Consolas" w:cs="Consolas" w:eastAsia="Consolas" w:hAnsi="Consolas"/>
-          <w:sz w:val="18"/>
-          <w:szCs w:val="18"/>
+          <w:rFonts w:ascii="Courier New" w:cs="Courier New" w:eastAsia="Courier New" w:hAnsi="Courier New"/>
+          <w:sz w:val="16"/>
+          <w:szCs w:val="16"/>
         </w:rPr>
         <w:t xml:space="preserve">CAPABILITY EVIDENCE CHECK se necessaria</w:t>
       </w:r>
@@ -2050,9 +2050,9 @@
       </w:pPr>
       <w:r>
         <w:rPr>
-          <w:rFonts w:ascii="Consolas" w:cs="Consolas" w:eastAsia="Consolas" w:hAnsi="Consolas"/>
-          <w:sz w:val="18"/>
-          <w:szCs w:val="18"/>
+          <w:rFonts w:ascii="Courier New" w:cs="Courier New" w:eastAsia="Courier New" w:hAnsi="Courier New"/>
+          <w:sz w:val="16"/>
+          <w:szCs w:val="16"/>
         </w:rPr>
         <w:t xml:space="preserve">  ↓</w:t>
       </w:r>
@@ -2065,9 +2065,9 @@
       </w:pPr>
       <w:r>
         <w:rPr>
-          <w:rFonts w:ascii="Consolas" w:cs="Consolas" w:eastAsia="Consolas" w:hAnsi="Consolas"/>
-          <w:sz w:val="18"/>
-          <w:szCs w:val="18"/>
+          <w:rFonts w:ascii="Courier New" w:cs="Courier New" w:eastAsia="Courier New" w:hAnsi="Courier New"/>
+          <w:sz w:val="16"/>
+          <w:szCs w:val="16"/>
         </w:rPr>
         <w:t xml:space="preserve">WISE PUÒ FARLA DIRETTAMENTE?</w:t>
       </w:r>
@@ -2080,9 +2080,9 @@
       </w:pPr>
       <w:r>
         <w:rPr>
-          <w:rFonts w:ascii="Consolas" w:cs="Consolas" w:eastAsia="Consolas" w:hAnsi="Consolas"/>
-          <w:sz w:val="18"/>
-          <w:szCs w:val="18"/>
+          <w:rFonts w:ascii="Courier New" w:cs="Courier New" w:eastAsia="Courier New" w:hAnsi="Courier New"/>
+          <w:sz w:val="16"/>
+          <w:szCs w:val="16"/>
         </w:rPr>
         <w:t xml:space="preserve">  ├─ SÌ → DIRECT EXECUTION</w:t>
       </w:r>
@@ -2095,9 +2095,9 @@
       </w:pPr>
       <w:r>
         <w:rPr>
-          <w:rFonts w:ascii="Consolas" w:cs="Consolas" w:eastAsia="Consolas" w:hAnsi="Consolas"/>
-          <w:sz w:val="18"/>
-          <w:szCs w:val="18"/>
+          <w:rFonts w:ascii="Courier New" w:cs="Courier New" w:eastAsia="Courier New" w:hAnsi="Courier New"/>
+          <w:sz w:val="16"/>
+          <w:szCs w:val="16"/>
         </w:rPr>
         <w:t xml:space="preserve">  └─ NO → MINIMUM REQUIRED SERVICE</w:t>
       </w:r>
@@ -2113,7 +2113,7 @@
       </w:pPr>
       <w:r>
         <w:rPr>
-          <w:rFonts w:ascii="Consolas" w:cs="Consolas" w:eastAsia="Consolas" w:hAnsi="Consolas"/>
+          <w:rFonts w:ascii="Courier New" w:cs="Courier New" w:eastAsia="Courier New" w:hAnsi="Courier New"/>
         </w:rPr>
         <w:t xml:space="preserve">PROT-003 Direct Before Delegate</w:t>
       </w:r>
@@ -2122,7 +2122,7 @@
       </w:r>
       <w:r>
         <w:rPr>
-          <w:rFonts w:ascii="Consolas" w:cs="Consolas" w:eastAsia="Consolas" w:hAnsi="Consolas"/>
+          <w:rFonts w:ascii="Courier New" w:cs="Courier New" w:eastAsia="Courier New" w:hAnsi="Courier New"/>
         </w:rPr>
         <w:t xml:space="preserve">PROT-011</w:t>
       </w:r>
@@ -2139,7 +2139,7 @@
       </w:r>
       <w:r>
         <w:rPr>
-          <w:rFonts w:ascii="Consolas" w:cs="Consolas" w:eastAsia="Consolas" w:hAnsi="Consolas"/>
+          <w:rFonts w:ascii="Courier New" w:cs="Courier New" w:eastAsia="Courier New" w:hAnsi="Courier New"/>
         </w:rPr>
         <w:t xml:space="preserve">HOW</w:t>
       </w:r>
@@ -2171,9 +2171,9 @@
       </w:pPr>
       <w:r>
         <w:rPr>
-          <w:rFonts w:ascii="Consolas" w:cs="Consolas" w:eastAsia="Consolas" w:hAnsi="Consolas"/>
-          <w:sz w:val="18"/>
-          <w:szCs w:val="18"/>
+          <w:rFonts w:ascii="Courier New" w:cs="Courier New" w:eastAsia="Courier New" w:hAnsi="Courier New"/>
+          <w:sz w:val="16"/>
+          <w:szCs w:val="16"/>
         </w:rPr>
         <w:t xml:space="preserve">WAKE / USER INPUT / EVENT</w:t>
       </w:r>
@@ -2186,9 +2186,9 @@
       </w:pPr>
       <w:r>
         <w:rPr>
-          <w:rFonts w:ascii="Consolas" w:cs="Consolas" w:eastAsia="Consolas" w:hAnsi="Consolas"/>
-          <w:sz w:val="18"/>
-          <w:szCs w:val="18"/>
+          <w:rFonts w:ascii="Courier New" w:cs="Courier New" w:eastAsia="Courier New" w:hAnsi="Courier New"/>
+          <w:sz w:val="16"/>
+          <w:szCs w:val="16"/>
         </w:rPr>
         <w:t xml:space="preserve">        ↓</w:t>
       </w:r>
@@ -2201,9 +2201,9 @@
       </w:pPr>
       <w:r>
         <w:rPr>
-          <w:rFonts w:ascii="Consolas" w:cs="Consolas" w:eastAsia="Consolas" w:hAnsi="Consolas"/>
-          <w:sz w:val="18"/>
-          <w:szCs w:val="18"/>
+          <w:rFonts w:ascii="Courier New" w:cs="Courier New" w:eastAsia="Courier New" w:hAnsi="Courier New"/>
+          <w:sz w:val="16"/>
+          <w:szCs w:val="16"/>
         </w:rPr>
         <w:t xml:space="preserve">BOOTSTRAP MINIMO</w:t>
       </w:r>
@@ -2216,9 +2216,9 @@
       </w:pPr>
       <w:r>
         <w:rPr>
-          <w:rFonts w:ascii="Consolas" w:cs="Consolas" w:eastAsia="Consolas" w:hAnsi="Consolas"/>
-          <w:sz w:val="18"/>
-          <w:szCs w:val="18"/>
+          <w:rFonts w:ascii="Courier New" w:cs="Courier New" w:eastAsia="Courier New" w:hAnsi="Courier New"/>
+          <w:sz w:val="16"/>
+          <w:szCs w:val="16"/>
         </w:rPr>
         <w:t xml:space="preserve">        ↓</w:t>
       </w:r>
@@ -2231,9 +2231,9 @@
       </w:pPr>
       <w:r>
         <w:rPr>
-          <w:rFonts w:ascii="Consolas" w:cs="Consolas" w:eastAsia="Consolas" w:hAnsi="Consolas"/>
-          <w:sz w:val="18"/>
-          <w:szCs w:val="18"/>
+          <w:rFonts w:ascii="Courier New" w:cs="Courier New" w:eastAsia="Courier New" w:hAnsi="Courier New"/>
+          <w:sz w:val="16"/>
+          <w:szCs w:val="16"/>
         </w:rPr>
         <w:t xml:space="preserve">STATE + AUTHORITY</w:t>
       </w:r>
@@ -2246,9 +2246,9 @@
       </w:pPr>
       <w:r>
         <w:rPr>
-          <w:rFonts w:ascii="Consolas" w:cs="Consolas" w:eastAsia="Consolas" w:hAnsi="Consolas"/>
-          <w:sz w:val="18"/>
-          <w:szCs w:val="18"/>
+          <w:rFonts w:ascii="Courier New" w:cs="Courier New" w:eastAsia="Courier New" w:hAnsi="Courier New"/>
+          <w:sz w:val="16"/>
+          <w:szCs w:val="16"/>
         </w:rPr>
         <w:t xml:space="preserve">        ↓</w:t>
       </w:r>
@@ -2261,9 +2261,9 @@
       </w:pPr>
       <w:r>
         <w:rPr>
-          <w:rFonts w:ascii="Consolas" w:cs="Consolas" w:eastAsia="Consolas" w:hAnsi="Consolas"/>
-          <w:sz w:val="18"/>
-          <w:szCs w:val="18"/>
+          <w:rFonts w:ascii="Courier New" w:cs="Courier New" w:eastAsia="Courier New" w:hAnsi="Courier New"/>
+          <w:sz w:val="16"/>
+          <w:szCs w:val="16"/>
         </w:rPr>
         <w:t xml:space="preserve">NEXT USEFUL ACTION</w:t>
       </w:r>
@@ -2276,9 +2276,9 @@
       </w:pPr>
       <w:r>
         <w:rPr>
-          <w:rFonts w:ascii="Consolas" w:cs="Consolas" w:eastAsia="Consolas" w:hAnsi="Consolas"/>
-          <w:sz w:val="18"/>
-          <w:szCs w:val="18"/>
+          <w:rFonts w:ascii="Courier New" w:cs="Courier New" w:eastAsia="Courier New" w:hAnsi="Courier New"/>
+          <w:sz w:val="16"/>
+          <w:szCs w:val="16"/>
         </w:rPr>
         <w:t xml:space="preserve">        ↓</w:t>
       </w:r>
@@ -2291,9 +2291,9 @@
       </w:pPr>
       <w:r>
         <w:rPr>
-          <w:rFonts w:ascii="Consolas" w:cs="Consolas" w:eastAsia="Consolas" w:hAnsi="Consolas"/>
-          <w:sz w:val="18"/>
-          <w:szCs w:val="18"/>
+          <w:rFonts w:ascii="Courier New" w:cs="Courier New" w:eastAsia="Courier New" w:hAnsi="Courier New"/>
+          <w:sz w:val="16"/>
+          <w:szCs w:val="16"/>
         </w:rPr>
         <w:t xml:space="preserve">DIRECT OR DELEGATED EXECUTION</w:t>
       </w:r>
@@ -2306,9 +2306,9 @@
       </w:pPr>
       <w:r>
         <w:rPr>
-          <w:rFonts w:ascii="Consolas" w:cs="Consolas" w:eastAsia="Consolas" w:hAnsi="Consolas"/>
-          <w:sz w:val="18"/>
-          <w:szCs w:val="18"/>
+          <w:rFonts w:ascii="Courier New" w:cs="Courier New" w:eastAsia="Courier New" w:hAnsi="Courier New"/>
+          <w:sz w:val="16"/>
+          <w:szCs w:val="16"/>
         </w:rPr>
         <w:t xml:space="preserve">        ↓</w:t>
       </w:r>
@@ -2321,9 +2321,9 @@
       </w:pPr>
       <w:r>
         <w:rPr>
-          <w:rFonts w:ascii="Consolas" w:cs="Consolas" w:eastAsia="Consolas" w:hAnsi="Consolas"/>
-          <w:sz w:val="18"/>
-          <w:szCs w:val="18"/>
+          <w:rFonts w:ascii="Courier New" w:cs="Courier New" w:eastAsia="Courier New" w:hAnsi="Courier New"/>
+          <w:sz w:val="16"/>
+          <w:szCs w:val="16"/>
         </w:rPr>
         <w:t xml:space="preserve">RESULT / EVIDENCE</w:t>
       </w:r>
@@ -2336,9 +2336,9 @@
       </w:pPr>
       <w:r>
         <w:rPr>
-          <w:rFonts w:ascii="Consolas" w:cs="Consolas" w:eastAsia="Consolas" w:hAnsi="Consolas"/>
-          <w:sz w:val="18"/>
-          <w:szCs w:val="18"/>
+          <w:rFonts w:ascii="Courier New" w:cs="Courier New" w:eastAsia="Courier New" w:hAnsi="Courier New"/>
+          <w:sz w:val="16"/>
+          <w:szCs w:val="16"/>
         </w:rPr>
         <w:t xml:space="preserve">        ↓</w:t>
       </w:r>
@@ -2351,9 +2351,9 @@
       </w:pPr>
       <w:r>
         <w:rPr>
-          <w:rFonts w:ascii="Consolas" w:cs="Consolas" w:eastAsia="Consolas" w:hAnsi="Consolas"/>
-          <w:sz w:val="18"/>
-          <w:szCs w:val="18"/>
+          <w:rFonts w:ascii="Courier New" w:cs="Courier New" w:eastAsia="Courier New" w:hAnsi="Courier New"/>
+          <w:sz w:val="16"/>
+          <w:szCs w:val="16"/>
         </w:rPr>
         <w:t xml:space="preserve">MEMORY CONSOLIDATION</w:t>
       </w:r>
@@ -2366,9 +2366,9 @@
       </w:pPr>
       <w:r>
         <w:rPr>
-          <w:rFonts w:ascii="Consolas" w:cs="Consolas" w:eastAsia="Consolas" w:hAnsi="Consolas"/>
-          <w:sz w:val="18"/>
-          <w:szCs w:val="18"/>
+          <w:rFonts w:ascii="Courier New" w:cs="Courier New" w:eastAsia="Courier New" w:hAnsi="Courier New"/>
+          <w:sz w:val="16"/>
+          <w:szCs w:val="16"/>
         </w:rPr>
         <w:t xml:space="preserve">        ↺</w:t>
       </w:r>
@@ -2411,7 +2411,7 @@
       </w:r>
       <w:r>
         <w:rPr>
-          <w:rFonts w:ascii="Consolas" w:cs="Consolas" w:eastAsia="Consolas" w:hAnsi="Consolas"/>
+          <w:rFonts w:ascii="Courier New" w:cs="Courier New" w:eastAsia="Courier New" w:hAnsi="Courier New"/>
         </w:rPr>
         <w:t xml:space="preserve">DEC-007</w:t>
       </w:r>
@@ -2420,7 +2420,7 @@
       </w:r>
       <w:r>
         <w:rPr>
-          <w:rFonts w:ascii="Consolas" w:cs="Consolas" w:eastAsia="Consolas" w:hAnsi="Consolas"/>
+          <w:rFonts w:ascii="Courier New" w:cs="Courier New" w:eastAsia="Courier New" w:hAnsi="Courier New"/>
         </w:rPr>
         <w:t xml:space="preserve">DEC-008</w:t>
       </w:r>
@@ -2429,7 +2429,7 @@
       </w:r>
       <w:r>
         <w:rPr>
-          <w:rFonts w:ascii="Consolas" w:cs="Consolas" w:eastAsia="Consolas" w:hAnsi="Consolas"/>
+          <w:rFonts w:ascii="Courier New" w:cs="Courier New" w:eastAsia="Courier New" w:hAnsi="Courier New"/>
         </w:rPr>
         <w:t xml:space="preserve">PROC-008</w:t>
       </w:r>
@@ -2438,7 +2438,7 @@
       </w:r>
       <w:r>
         <w:rPr>
-          <w:rFonts w:ascii="Consolas" w:cs="Consolas" w:eastAsia="Consolas" w:hAnsi="Consolas"/>
+          <w:rFonts w:ascii="Courier New" w:cs="Courier New" w:eastAsia="Courier New" w:hAnsi="Courier New"/>
         </w:rPr>
         <w:t xml:space="preserve">PROT-013</w:t>
       </w:r>
@@ -2486,9 +2486,9 @@
       </w:pPr>
       <w:r>
         <w:rPr>
-          <w:rFonts w:ascii="Consolas" w:cs="Consolas" w:eastAsia="Consolas" w:hAnsi="Consolas"/>
-          <w:sz w:val="18"/>
-          <w:szCs w:val="18"/>
+          <w:rFonts w:ascii="Courier New" w:cs="Courier New" w:eastAsia="Courier New" w:hAnsi="Courier New"/>
+          <w:sz w:val="16"/>
+          <w:szCs w:val="16"/>
         </w:rPr>
         <w:t xml:space="preserve">MATERIAL DELTA</w:t>
       </w:r>
@@ -2501,9 +2501,9 @@
       </w:pPr>
       <w:r>
         <w:rPr>
-          <w:rFonts w:ascii="Consolas" w:cs="Consolas" w:eastAsia="Consolas" w:hAnsi="Consolas"/>
-          <w:sz w:val="18"/>
-          <w:szCs w:val="18"/>
+          <w:rFonts w:ascii="Courier New" w:cs="Courier New" w:eastAsia="Courier New" w:hAnsi="Courier New"/>
+          <w:sz w:val="16"/>
+          <w:szCs w:val="16"/>
         </w:rPr>
         <w:t xml:space="preserve">   ↓</w:t>
       </w:r>
@@ -2516,9 +2516,9 @@
       </w:pPr>
       <w:r>
         <w:rPr>
-          <w:rFonts w:ascii="Consolas" w:cs="Consolas" w:eastAsia="Consolas" w:hAnsi="Consolas"/>
-          <w:sz w:val="18"/>
-          <w:szCs w:val="18"/>
+          <w:rFonts w:ascii="Courier New" w:cs="Courier New" w:eastAsia="Courier New" w:hAnsi="Courier New"/>
+          <w:sz w:val="16"/>
+          <w:szCs w:val="16"/>
         </w:rPr>
         <w:t xml:space="preserve">PROC-006 CONSOLIDATION + IMPACT SET</w:t>
       </w:r>
@@ -2531,9 +2531,9 @@
       </w:pPr>
       <w:r>
         <w:rPr>
-          <w:rFonts w:ascii="Consolas" w:cs="Consolas" w:eastAsia="Consolas" w:hAnsi="Consolas"/>
-          <w:sz w:val="18"/>
-          <w:szCs w:val="18"/>
+          <w:rFonts w:ascii="Courier New" w:cs="Courier New" w:eastAsia="Courier New" w:hAnsi="Courier New"/>
+          <w:sz w:val="16"/>
+          <w:szCs w:val="16"/>
         </w:rPr>
         <w:t xml:space="preserve">   ↓</w:t>
       </w:r>
@@ -2546,9 +2546,9 @@
       </w:pPr>
       <w:r>
         <w:rPr>
-          <w:rFonts w:ascii="Consolas" w:cs="Consolas" w:eastAsia="Consolas" w:hAnsi="Consolas"/>
-          <w:sz w:val="18"/>
-          <w:szCs w:val="18"/>
+          <w:rFonts w:ascii="Courier New" w:cs="Courier New" w:eastAsia="Courier New" w:hAnsi="Courier New"/>
+          <w:sz w:val="16"/>
+          <w:szCs w:val="16"/>
         </w:rPr>
         <w:t xml:space="preserve">DETERMINISTIC KNOWLEDGE CHECK</w:t>
       </w:r>
@@ -2561,9 +2561,9 @@
       </w:pPr>
       <w:r>
         <w:rPr>
-          <w:rFonts w:ascii="Consolas" w:cs="Consolas" w:eastAsia="Consolas" w:hAnsi="Consolas"/>
-          <w:sz w:val="18"/>
-          <w:szCs w:val="18"/>
+          <w:rFonts w:ascii="Courier New" w:cs="Courier New" w:eastAsia="Courier New" w:hAnsi="Courier New"/>
+          <w:sz w:val="16"/>
+          <w:szCs w:val="16"/>
         </w:rPr>
         <w:t xml:space="preserve">   ├─ GREEN → telemetry / checkpoint</w:t>
       </w:r>
@@ -2576,9 +2576,9 @@
       </w:pPr>
       <w:r>
         <w:rPr>
-          <w:rFonts w:ascii="Consolas" w:cs="Consolas" w:eastAsia="Consolas" w:hAnsi="Consolas"/>
-          <w:sz w:val="18"/>
-          <w:szCs w:val="18"/>
+          <w:rFonts w:ascii="Courier New" w:cs="Courier New" w:eastAsia="Courier New" w:hAnsi="Courier New"/>
+          <w:sz w:val="16"/>
+          <w:szCs w:val="16"/>
         </w:rPr>
         <w:t xml:space="preserve">   └─ ANOMALY</w:t>
       </w:r>
@@ -2591,9 +2591,9 @@
       </w:pPr>
       <w:r>
         <w:rPr>
-          <w:rFonts w:ascii="Consolas" w:cs="Consolas" w:eastAsia="Consolas" w:hAnsi="Consolas"/>
-          <w:sz w:val="18"/>
-          <w:szCs w:val="18"/>
+          <w:rFonts w:ascii="Courier New" w:cs="Courier New" w:eastAsia="Courier New" w:hAnsi="Courier New"/>
+          <w:sz w:val="16"/>
+          <w:szCs w:val="16"/>
         </w:rPr>
         <w:t xml:space="preserve">        ↓</w:t>
       </w:r>
@@ -2606,9 +2606,9 @@
       </w:pPr>
       <w:r>
         <w:rPr>
-          <w:rFonts w:ascii="Consolas" w:cs="Consolas" w:eastAsia="Consolas" w:hAnsi="Consolas"/>
-          <w:sz w:val="18"/>
-          <w:szCs w:val="18"/>
+          <w:rFonts w:ascii="Courier New" w:cs="Courier New" w:eastAsia="Courier New" w:hAnsi="Courier New"/>
+          <w:sz w:val="16"/>
+          <w:szCs w:val="16"/>
         </w:rPr>
         <w:t xml:space="preserve">      CLASSIFY</w:t>
       </w:r>
@@ -2621,9 +2621,9 @@
       </w:pPr>
       <w:r>
         <w:rPr>
-          <w:rFonts w:ascii="Consolas" w:cs="Consolas" w:eastAsia="Consolas" w:hAnsi="Consolas"/>
-          <w:sz w:val="18"/>
-          <w:szCs w:val="18"/>
+          <w:rFonts w:ascii="Courier New" w:cs="Courier New" w:eastAsia="Courier New" w:hAnsi="Courier New"/>
+          <w:sz w:val="16"/>
+          <w:szCs w:val="16"/>
         </w:rPr>
         <w:t xml:space="preserve">        ├─ allowlisted + deterministic → repair → re-check</w:t>
       </w:r>
@@ -2636,9 +2636,9 @@
       </w:pPr>
       <w:r>
         <w:rPr>
-          <w:rFonts w:ascii="Consolas" w:cs="Consolas" w:eastAsia="Consolas" w:hAnsi="Consolas"/>
-          <w:sz w:val="18"/>
-          <w:szCs w:val="18"/>
+          <w:rFonts w:ascii="Courier New" w:cs="Courier New" w:eastAsia="Courier New" w:hAnsi="Courier New"/>
+          <w:sz w:val="16"/>
+          <w:szCs w:val="16"/>
         </w:rPr>
         <w:t xml:space="preserve">        └─ semantic / ambiguous → NO WRITE → Wise / gate</w:t>
       </w:r>
@@ -2672,9 +2672,9 @@
       </w:pPr>
       <w:r>
         <w:rPr>
-          <w:rFonts w:ascii="Consolas" w:cs="Consolas" w:eastAsia="Consolas" w:hAnsi="Consolas"/>
-          <w:sz w:val="18"/>
-          <w:szCs w:val="18"/>
+          <w:rFonts w:ascii="Courier New" w:cs="Courier New" w:eastAsia="Courier New" w:hAnsi="Courier New"/>
+          <w:sz w:val="16"/>
+          <w:szCs w:val="16"/>
         </w:rPr>
         <w:t xml:space="preserve">last_knowledge_check_at &lt; last_material_delta_at</w:t>
       </w:r>
@@ -2687,9 +2687,9 @@
       </w:pPr>
       <w:r>
         <w:rPr>
-          <w:rFonts w:ascii="Consolas" w:cs="Consolas" w:eastAsia="Consolas" w:hAnsi="Consolas"/>
-          <w:sz w:val="18"/>
-          <w:szCs w:val="18"/>
+          <w:rFonts w:ascii="Courier New" w:cs="Courier New" w:eastAsia="Courier New" w:hAnsi="Courier New"/>
+          <w:sz w:val="16"/>
+          <w:szCs w:val="16"/>
         </w:rPr>
         <w:t xml:space="preserve">→ HEALTHY non valido</w:t>
       </w:r>
@@ -2702,9 +2702,9 @@
       </w:pPr>
       <w:r>
         <w:rPr>
-          <w:rFonts w:ascii="Consolas" w:cs="Consolas" w:eastAsia="Consolas" w:hAnsi="Consolas"/>
-          <w:sz w:val="18"/>
-          <w:szCs w:val="18"/>
+          <w:rFonts w:ascii="Courier New" w:cs="Courier New" w:eastAsia="Courier New" w:hAnsi="Courier New"/>
+          <w:sz w:val="16"/>
+          <w:szCs w:val="16"/>
         </w:rPr>
         <w:t xml:space="preserve">→ STALE / CHECK REQUIRED</w:t>
       </w:r>
@@ -2739,7 +2739,7 @@
       </w:r>
       <w:r>
         <w:rPr>
-          <w:rFonts w:ascii="Consolas" w:cs="Consolas" w:eastAsia="Consolas" w:hAnsi="Consolas"/>
+          <w:rFonts w:ascii="Courier New" w:cs="Courier New" w:eastAsia="Courier New" w:hAnsi="Courier New"/>
         </w:rPr>
         <w:t xml:space="preserve">DEC-009</w:t>
       </w:r>
@@ -2748,7 +2748,7 @@
       </w:r>
       <w:r>
         <w:rPr>
-          <w:rFonts w:ascii="Consolas" w:cs="Consolas" w:eastAsia="Consolas" w:hAnsi="Consolas"/>
+          <w:rFonts w:ascii="Courier New" w:cs="Courier New" w:eastAsia="Courier New" w:hAnsi="Courier New"/>
         </w:rPr>
         <w:t xml:space="preserve">PROC-009</w:t>
       </w:r>
@@ -2757,7 +2757,7 @@
       </w:r>
       <w:r>
         <w:rPr>
-          <w:rFonts w:ascii="Consolas" w:cs="Consolas" w:eastAsia="Consolas" w:hAnsi="Consolas"/>
+          <w:rFonts w:ascii="Courier New" w:cs="Courier New" w:eastAsia="Courier New" w:hAnsi="Courier New"/>
         </w:rPr>
         <w:t xml:space="preserve">PROT-014</w:t>
       </w:r>
@@ -2773,9 +2773,9 @@
       </w:pPr>
       <w:r>
         <w:rPr>
-          <w:rFonts w:ascii="Consolas" w:cs="Consolas" w:eastAsia="Consolas" w:hAnsi="Consolas"/>
-          <w:sz w:val="18"/>
-          <w:szCs w:val="18"/>
+          <w:rFonts w:ascii="Courier New" w:cs="Courier New" w:eastAsia="Courier New" w:hAnsi="Courier New"/>
+          <w:sz w:val="16"/>
+          <w:szCs w:val="16"/>
         </w:rPr>
         <w:t xml:space="preserve">EXPERIENCE</w:t>
       </w:r>
@@ -2788,9 +2788,9 @@
       </w:pPr>
       <w:r>
         <w:rPr>
-          <w:rFonts w:ascii="Consolas" w:cs="Consolas" w:eastAsia="Consolas" w:hAnsi="Consolas"/>
-          <w:sz w:val="18"/>
-          <w:szCs w:val="18"/>
+          <w:rFonts w:ascii="Courier New" w:cs="Courier New" w:eastAsia="Courier New" w:hAnsi="Courier New"/>
+          <w:sz w:val="16"/>
+          <w:szCs w:val="16"/>
         </w:rPr>
         <w:t xml:space="preserve">   ↓</w:t>
       </w:r>
@@ -2803,9 +2803,9 @@
       </w:pPr>
       <w:r>
         <w:rPr>
-          <w:rFonts w:ascii="Consolas" w:cs="Consolas" w:eastAsia="Consolas" w:hAnsi="Consolas"/>
-          <w:sz w:val="18"/>
-          <w:szCs w:val="18"/>
+          <w:rFonts w:ascii="Courier New" w:cs="Courier New" w:eastAsia="Courier New" w:hAnsi="Courier New"/>
+          <w:sz w:val="16"/>
+          <w:szCs w:val="16"/>
         </w:rPr>
         <w:t xml:space="preserve">DETERMINISTIC EVIDENCE COLLECTOR</w:t>
       </w:r>
@@ -2818,9 +2818,9 @@
       </w:pPr>
       <w:r>
         <w:rPr>
-          <w:rFonts w:ascii="Consolas" w:cs="Consolas" w:eastAsia="Consolas" w:hAnsi="Consolas"/>
-          <w:sz w:val="18"/>
-          <w:szCs w:val="18"/>
+          <w:rFonts w:ascii="Courier New" w:cs="Courier New" w:eastAsia="Courier New" w:hAnsi="Courier New"/>
+          <w:sz w:val="16"/>
+          <w:szCs w:val="16"/>
         </w:rPr>
         <w:t xml:space="preserve">   ↓</w:t>
       </w:r>
@@ -2833,9 +2833,9 @@
       </w:pPr>
       <w:r>
         <w:rPr>
-          <w:rFonts w:ascii="Consolas" w:cs="Consolas" w:eastAsia="Consolas" w:hAnsi="Consolas"/>
-          <w:sz w:val="18"/>
-          <w:szCs w:val="18"/>
+          <w:rFonts w:ascii="Courier New" w:cs="Courier New" w:eastAsia="Courier New" w:hAnsi="Courier New"/>
+          <w:sz w:val="16"/>
+          <w:szCs w:val="16"/>
         </w:rPr>
         <w:t xml:space="preserve">LEARNING INBOX</w:t>
       </w:r>
@@ -2848,9 +2848,9 @@
       </w:pPr>
       <w:r>
         <w:rPr>
-          <w:rFonts w:ascii="Consolas" w:cs="Consolas" w:eastAsia="Consolas" w:hAnsi="Consolas"/>
-          <w:sz w:val="18"/>
-          <w:szCs w:val="18"/>
+          <w:rFonts w:ascii="Courier New" w:cs="Courier New" w:eastAsia="Courier New" w:hAnsi="Courier New"/>
+          <w:sz w:val="16"/>
+          <w:szCs w:val="16"/>
         </w:rPr>
         <w:t xml:space="preserve">   ↓ daily / on-demand</w:t>
       </w:r>
@@ -2863,9 +2863,9 @@
       </w:pPr>
       <w:r>
         <w:rPr>
-          <w:rFonts w:ascii="Consolas" w:cs="Consolas" w:eastAsia="Consolas" w:hAnsi="Consolas"/>
-          <w:sz w:val="18"/>
-          <w:szCs w:val="18"/>
+          <w:rFonts w:ascii="Courier New" w:cs="Courier New" w:eastAsia="Courier New" w:hAnsi="Courier New"/>
+          <w:sz w:val="16"/>
+          <w:szCs w:val="16"/>
         </w:rPr>
         <w:t xml:space="preserve">WISE LEARNING REVIEW — index-first</w:t>
       </w:r>
@@ -2878,9 +2878,9 @@
       </w:pPr>
       <w:r>
         <w:rPr>
-          <w:rFonts w:ascii="Consolas" w:cs="Consolas" w:eastAsia="Consolas" w:hAnsi="Consolas"/>
-          <w:sz w:val="18"/>
-          <w:szCs w:val="18"/>
+          <w:rFonts w:ascii="Courier New" w:cs="Courier New" w:eastAsia="Courier New" w:hAnsi="Courier New"/>
+          <w:sz w:val="16"/>
+          <w:szCs w:val="16"/>
         </w:rPr>
         <w:t xml:space="preserve">   ↓</w:t>
       </w:r>
@@ -2893,9 +2893,9 @@
       </w:pPr>
       <w:r>
         <w:rPr>
-          <w:rFonts w:ascii="Consolas" w:cs="Consolas" w:eastAsia="Consolas" w:hAnsi="Consolas"/>
-          <w:sz w:val="18"/>
-          <w:szCs w:val="18"/>
+          <w:rFonts w:ascii="Courier New" w:cs="Courier New" w:eastAsia="Courier New" w:hAnsi="Courier New"/>
+          <w:sz w:val="16"/>
+          <w:szCs w:val="16"/>
         </w:rPr>
         <w:t xml:space="preserve">CANDIDATE / OBSERVING / VALIDATED / REJECTED</w:t>
       </w:r>
@@ -2908,9 +2908,9 @@
       </w:pPr>
       <w:r>
         <w:rPr>
-          <w:rFonts w:ascii="Consolas" w:cs="Consolas" w:eastAsia="Consolas" w:hAnsi="Consolas"/>
-          <w:sz w:val="18"/>
-          <w:szCs w:val="18"/>
+          <w:rFonts w:ascii="Courier New" w:cs="Courier New" w:eastAsia="Courier New" w:hAnsi="Courier New"/>
+          <w:sz w:val="16"/>
+          <w:szCs w:val="16"/>
         </w:rPr>
         <w:t xml:space="preserve">   ↓</w:t>
       </w:r>
@@ -2923,9 +2923,9 @@
       </w:pPr>
       <w:r>
         <w:rPr>
-          <w:rFonts w:ascii="Consolas" w:cs="Consolas" w:eastAsia="Consolas" w:hAnsi="Consolas"/>
-          <w:sz w:val="18"/>
-          <w:szCs w:val="18"/>
+          <w:rFonts w:ascii="Courier New" w:cs="Courier New" w:eastAsia="Courier New" w:hAnsi="Courier New"/>
+          <w:sz w:val="16"/>
+          <w:szCs w:val="16"/>
         </w:rPr>
         <w:t xml:space="preserve">PROC-004 PROMOTION ANALYSIS</w:t>
       </w:r>
@@ -2938,9 +2938,9 @@
       </w:pPr>
       <w:r>
         <w:rPr>
-          <w:rFonts w:ascii="Consolas" w:cs="Consolas" w:eastAsia="Consolas" w:hAnsi="Consolas"/>
-          <w:sz w:val="18"/>
-          <w:szCs w:val="18"/>
+          <w:rFonts w:ascii="Courier New" w:cs="Courier New" w:eastAsia="Courier New" w:hAnsi="Courier New"/>
+          <w:sz w:val="16"/>
+          <w:szCs w:val="16"/>
         </w:rPr>
         <w:t xml:space="preserve">   ↓</w:t>
       </w:r>
@@ -2953,9 +2953,9 @@
       </w:pPr>
       <w:r>
         <w:rPr>
-          <w:rFonts w:ascii="Consolas" w:cs="Consolas" w:eastAsia="Consolas" w:hAnsi="Consolas"/>
-          <w:sz w:val="18"/>
-          <w:szCs w:val="18"/>
+          <w:rFonts w:ascii="Courier New" w:cs="Courier New" w:eastAsia="Courier New" w:hAnsi="Courier New"/>
+          <w:sz w:val="16"/>
+          <w:szCs w:val="16"/>
         </w:rPr>
         <w:t xml:space="preserve">WCM CHANGE GATE se materiale</w:t>
       </w:r>
@@ -2968,9 +2968,9 @@
       </w:pPr>
       <w:r>
         <w:rPr>
-          <w:rFonts w:ascii="Consolas" w:cs="Consolas" w:eastAsia="Consolas" w:hAnsi="Consolas"/>
-          <w:sz w:val="18"/>
-          <w:szCs w:val="18"/>
+          <w:rFonts w:ascii="Courier New" w:cs="Courier New" w:eastAsia="Courier New" w:hAnsi="Courier New"/>
+          <w:sz w:val="16"/>
+          <w:szCs w:val="16"/>
         </w:rPr>
         <w:t xml:space="preserve">   ↓</w:t>
       </w:r>
@@ -2983,9 +2983,9 @@
       </w:pPr>
       <w:r>
         <w:rPr>
-          <w:rFonts w:ascii="Consolas" w:cs="Consolas" w:eastAsia="Consolas" w:hAnsi="Consolas"/>
-          <w:sz w:val="18"/>
-          <w:szCs w:val="18"/>
+          <w:rFonts w:ascii="Courier New" w:cs="Courier New" w:eastAsia="Courier New" w:hAnsi="Courier New"/>
+          <w:sz w:val="16"/>
+          <w:szCs w:val="16"/>
         </w:rPr>
         <w:t xml:space="preserve">PROMOTED BASELINE</w:t>
       </w:r>
@@ -3004,7 +3004,7 @@
       </w:r>
       <w:r>
         <w:rPr>
-          <w:rFonts w:ascii="Consolas" w:cs="Consolas" w:eastAsia="Consolas" w:hAnsi="Consolas"/>
+          <w:rFonts w:ascii="Courier New" w:cs="Courier New" w:eastAsia="Courier New" w:hAnsi="Courier New"/>
         </w:rPr>
         <w:t xml:space="preserve">LEARNING_INBOX.json</w:t>
       </w:r>
@@ -3013,7 +3013,7 @@
       </w:r>
       <w:r>
         <w:rPr>
-          <w:rFonts w:ascii="Consolas" w:cs="Consolas" w:eastAsia="Consolas" w:hAnsi="Consolas"/>
+          <w:rFonts w:ascii="Courier New" w:cs="Courier New" w:eastAsia="Courier New" w:hAnsi="Courier New"/>
         </w:rPr>
         <w:t xml:space="preserve">LEARNING_LEDGER.json</w:t>
       </w:r>
@@ -3022,7 +3022,7 @@
       </w:r>
       <w:r>
         <w:rPr>
-          <w:rFonts w:ascii="Consolas" w:cs="Consolas" w:eastAsia="Consolas" w:hAnsi="Consolas"/>
+          <w:rFonts w:ascii="Courier New" w:cs="Courier New" w:eastAsia="Courier New" w:hAnsi="Courier New"/>
         </w:rPr>
         <w:t xml:space="preserve">METHOD_RELATIONSHIP_LEDGER.json</w:t>
       </w:r>
@@ -3031,7 +3031,7 @@
       </w:r>
       <w:r>
         <w:rPr>
-          <w:rFonts w:ascii="Consolas" w:cs="Consolas" w:eastAsia="Consolas" w:hAnsi="Consolas"/>
+          <w:rFonts w:ascii="Courier New" w:cs="Courier New" w:eastAsia="Courier New" w:hAnsi="Courier New"/>
         </w:rPr>
         <w:t xml:space="preserve">METHOD_KNOWLEDGE_HEALTH.json</w:t>
       </w:r>
@@ -3045,7 +3045,7 @@
       </w:pPr>
       <w:r>
         <w:rPr>
-          <w:rFonts w:ascii="Consolas" w:cs="Consolas" w:eastAsia="Consolas" w:hAnsi="Consolas"/>
+          <w:rFonts w:ascii="Courier New" w:cs="Courier New" w:eastAsia="Courier New" w:hAnsi="Courier New"/>
         </w:rPr>
         <w:t xml:space="preserve">VALIDATED ≠ PROMOTED</w:t>
       </w:r>
@@ -3093,9 +3093,9 @@
       </w:pPr>
       <w:r>
         <w:rPr>
-          <w:rFonts w:ascii="Consolas" w:cs="Consolas" w:eastAsia="Consolas" w:hAnsi="Consolas"/>
-          <w:sz w:val="18"/>
-          <w:szCs w:val="18"/>
+          <w:rFonts w:ascii="Courier New" w:cs="Courier New" w:eastAsia="Courier New" w:hAnsi="Courier New"/>
+          <w:sz w:val="16"/>
+          <w:szCs w:val="16"/>
         </w:rPr>
         <w:t xml:space="preserve">GITHUB MAIN</w:t>
       </w:r>
@@ -3108,9 +3108,9 @@
       </w:pPr>
       <w:r>
         <w:rPr>
-          <w:rFonts w:ascii="Consolas" w:cs="Consolas" w:eastAsia="Consolas" w:hAnsi="Consolas"/>
-          <w:sz w:val="18"/>
-          <w:szCs w:val="18"/>
+          <w:rFonts w:ascii="Courier New" w:cs="Courier New" w:eastAsia="Courier New" w:hAnsi="Courier New"/>
+          <w:sz w:val="16"/>
+          <w:szCs w:val="16"/>
         </w:rPr>
         <w:t xml:space="preserve">  ├─ project sources → Projector</w:t>
       </w:r>
@@ -3123,9 +3123,9 @@
       </w:pPr>
       <w:r>
         <w:rPr>
-          <w:rFonts w:ascii="Consolas" w:cs="Consolas" w:eastAsia="Consolas" w:hAnsi="Consolas"/>
-          <w:sz w:val="18"/>
-          <w:szCs w:val="18"/>
+          <w:rFonts w:ascii="Courier New" w:cs="Courier New" w:eastAsia="Courier New" w:hAnsi="Courier New"/>
+          <w:sz w:val="16"/>
+          <w:szCs w:val="16"/>
         </w:rPr>
         <w:t xml:space="preserve">  └─ method learning → Method Learning Projector</w:t>
       </w:r>
@@ -3138,9 +3138,9 @@
       </w:pPr>
       <w:r>
         <w:rPr>
-          <w:rFonts w:ascii="Consolas" w:cs="Consolas" w:eastAsia="Consolas" w:hAnsi="Consolas"/>
-          <w:sz w:val="18"/>
-          <w:szCs w:val="18"/>
+          <w:rFonts w:ascii="Courier New" w:cs="Courier New" w:eastAsia="Courier New" w:hAnsi="Courier New"/>
+          <w:sz w:val="16"/>
+          <w:szCs w:val="16"/>
         </w:rPr>
         <w:t xml:space="preserve">              ↓</w:t>
       </w:r>
@@ -3153,9 +3153,9 @@
       </w:pPr>
       <w:r>
         <w:rPr>
-          <w:rFonts w:ascii="Consolas" w:cs="Consolas" w:eastAsia="Consolas" w:hAnsi="Consolas"/>
-          <w:sz w:val="18"/>
-          <w:szCs w:val="18"/>
+          <w:rFonts w:ascii="Courier New" w:cs="Courier New" w:eastAsia="Courier New" w:hAnsi="Courier New"/>
+          <w:sz w:val="16"/>
+          <w:szCs w:val="16"/>
         </w:rPr>
         <w:t xml:space="preserve">        SUPABASE READ MODELS</w:t>
       </w:r>
@@ -3168,9 +3168,9 @@
       </w:pPr>
       <w:r>
         <w:rPr>
-          <w:rFonts w:ascii="Consolas" w:cs="Consolas" w:eastAsia="Consolas" w:hAnsi="Consolas"/>
-          <w:sz w:val="18"/>
-          <w:szCs w:val="18"/>
+          <w:rFonts w:ascii="Courier New" w:cs="Courier New" w:eastAsia="Courier New" w:hAnsi="Courier New"/>
+          <w:sz w:val="16"/>
+          <w:szCs w:val="16"/>
         </w:rPr>
         <w:t xml:space="preserve">              ↓</w:t>
       </w:r>
@@ -3183,9 +3183,9 @@
       </w:pPr>
       <w:r>
         <w:rPr>
-          <w:rFonts w:ascii="Consolas" w:cs="Consolas" w:eastAsia="Consolas" w:hAnsi="Consolas"/>
-          <w:sz w:val="18"/>
-          <w:szCs w:val="18"/>
+          <w:rFonts w:ascii="Courier New" w:cs="Courier New" w:eastAsia="Courier New" w:hAnsi="Courier New"/>
+          <w:sz w:val="16"/>
+          <w:szCs w:val="16"/>
         </w:rPr>
         <w:t xml:space="preserve">    AUTHENTICATED MISSION CONTROL</w:t>
       </w:r>
@@ -3304,7 +3304,7 @@
       </w:r>
       <w:r>
         <w:rPr>
-          <w:rFonts w:ascii="Consolas" w:cs="Consolas" w:eastAsia="Consolas" w:hAnsi="Consolas"/>
+          <w:rFonts w:ascii="Courier New" w:cs="Courier New" w:eastAsia="Courier New" w:hAnsi="Courier New"/>
         </w:rPr>
         <w:t xml:space="preserve">DEC-010</w:t>
       </w:r>
@@ -3313,7 +3313,7 @@
       </w:r>
       <w:r>
         <w:rPr>
-          <w:rFonts w:ascii="Consolas" w:cs="Consolas" w:eastAsia="Consolas" w:hAnsi="Consolas"/>
+          <w:rFonts w:ascii="Courier New" w:cs="Courier New" w:eastAsia="Courier New" w:hAnsi="Courier New"/>
         </w:rPr>
         <w:t xml:space="preserve">DEC-011</w:t>
       </w:r>
@@ -3322,7 +3322,7 @@
       </w:r>
       <w:r>
         <w:rPr>
-          <w:rFonts w:ascii="Consolas" w:cs="Consolas" w:eastAsia="Consolas" w:hAnsi="Consolas"/>
+          <w:rFonts w:ascii="Courier New" w:cs="Courier New" w:eastAsia="Courier New" w:hAnsi="Courier New"/>
         </w:rPr>
         <w:t xml:space="preserve">PROC-010</w:t>
       </w:r>
@@ -3331,7 +3331,7 @@
       </w:r>
       <w:r>
         <w:rPr>
-          <w:rFonts w:ascii="Consolas" w:cs="Consolas" w:eastAsia="Consolas" w:hAnsi="Consolas"/>
+          <w:rFonts w:ascii="Courier New" w:cs="Courier New" w:eastAsia="Courier New" w:hAnsi="Courier New"/>
         </w:rPr>
         <w:t xml:space="preserve">PROT-015</w:t>
       </w:r>
@@ -3423,9 +3423,9 @@
       </w:pPr>
       <w:r>
         <w:rPr>
-          <w:rFonts w:ascii="Consolas" w:cs="Consolas" w:eastAsia="Consolas" w:hAnsi="Consolas"/>
-          <w:sz w:val="18"/>
-          <w:szCs w:val="18"/>
+          <w:rFonts w:ascii="Courier New" w:cs="Courier New" w:eastAsia="Courier New" w:hAnsi="Courier New"/>
+          <w:sz w:val="16"/>
+          <w:szCs w:val="16"/>
         </w:rPr>
         <w:t xml:space="preserve">Technical Reference affected?   YES / NO</w:t>
       </w:r>
@@ -3438,9 +3438,9 @@
       </w:pPr>
       <w:r>
         <w:rPr>
-          <w:rFonts w:ascii="Consolas" w:cs="Consolas" w:eastAsia="Consolas" w:hAnsi="Consolas"/>
-          <w:sz w:val="18"/>
-          <w:szCs w:val="18"/>
+          <w:rFonts w:ascii="Courier New" w:cs="Courier New" w:eastAsia="Courier New" w:hAnsi="Courier New"/>
+          <w:sz w:val="16"/>
+          <w:szCs w:val="16"/>
         </w:rPr>
         <w:t xml:space="preserve">Executive Client Guide affected? YES / NO</w:t>
       </w:r>
@@ -3453,9 +3453,9 @@
       </w:pPr>
       <w:r>
         <w:rPr>
-          <w:rFonts w:ascii="Consolas" w:cs="Consolas" w:eastAsia="Consolas" w:hAnsi="Consolas"/>
-          <w:sz w:val="18"/>
-          <w:szCs w:val="18"/>
+          <w:rFonts w:ascii="Courier New" w:cs="Courier New" w:eastAsia="Courier New" w:hAnsi="Courier New"/>
+          <w:sz w:val="16"/>
+          <w:szCs w:val="16"/>
         </w:rPr>
         <w:t xml:space="preserve">User Manual affected?           YES / NO</w:t>
       </w:r>
@@ -3474,7 +3474,7 @@
       </w:r>
       <w:r>
         <w:rPr>
-          <w:rFonts w:ascii="Consolas" w:cs="Consolas" w:eastAsia="Consolas" w:hAnsi="Consolas"/>
+          <w:rFonts w:ascii="Courier New" w:cs="Courier New" w:eastAsia="Courier New" w:hAnsi="Courier New"/>
         </w:rPr>
         <w:t xml:space="preserve">/wcm/documentation</w:t>
       </w:r>
@@ -3490,9 +3490,9 @@
       </w:pPr>
       <w:r>
         <w:rPr>
-          <w:rFonts w:ascii="Consolas" w:cs="Consolas" w:eastAsia="Consolas" w:hAnsi="Consolas"/>
-          <w:sz w:val="18"/>
-          <w:szCs w:val="18"/>
+          <w:rFonts w:ascii="Courier New" w:cs="Courier New" w:eastAsia="Courier New" w:hAnsi="Courier New"/>
+          <w:sz w:val="16"/>
+          <w:szCs w:val="16"/>
         </w:rPr>
         <w:t xml:space="preserve">MARKDOWN MASTER — GitHub main</w:t>
       </w:r>
@@ -3505,9 +3505,9 @@
       </w:pPr>
       <w:r>
         <w:rPr>
-          <w:rFonts w:ascii="Consolas" w:cs="Consolas" w:eastAsia="Consolas" w:hAnsi="Consolas"/>
-          <w:sz w:val="18"/>
-          <w:szCs w:val="18"/>
+          <w:rFonts w:ascii="Courier New" w:cs="Courier New" w:eastAsia="Courier New" w:hAnsi="Courier New"/>
+          <w:sz w:val="16"/>
+          <w:szCs w:val="16"/>
         </w:rPr>
         <w:t xml:space="preserve">        ↓</w:t>
       </w:r>
@@ -3520,9 +3520,9 @@
       </w:pPr>
       <w:r>
         <w:rPr>
-          <w:rFonts w:ascii="Consolas" w:cs="Consolas" w:eastAsia="Consolas" w:hAnsi="Consolas"/>
-          <w:sz w:val="18"/>
-          <w:szCs w:val="18"/>
+          <w:rFonts w:ascii="Courier New" w:cs="Courier New" w:eastAsia="Courier New" w:hAnsi="Courier New"/>
+          <w:sz w:val="16"/>
+          <w:szCs w:val="16"/>
         </w:rPr>
         <w:t xml:space="preserve">DOCUMENTATION RELEASE RUN</w:t>
       </w:r>
@@ -3535,9 +3535,9 @@
       </w:pPr>
       <w:r>
         <w:rPr>
-          <w:rFonts w:ascii="Consolas" w:cs="Consolas" w:eastAsia="Consolas" w:hAnsi="Consolas"/>
-          <w:sz w:val="18"/>
-          <w:szCs w:val="18"/>
+          <w:rFonts w:ascii="Courier New" w:cs="Courier New" w:eastAsia="Courier New" w:hAnsi="Courier New"/>
+          <w:sz w:val="16"/>
+          <w:szCs w:val="16"/>
         </w:rPr>
         <w:t xml:space="preserve">        ↓</w:t>
       </w:r>
@@ -3550,9 +3550,9 @@
       </w:pPr>
       <w:r>
         <w:rPr>
-          <w:rFonts w:ascii="Consolas" w:cs="Consolas" w:eastAsia="Consolas" w:hAnsi="Consolas"/>
-          <w:sz w:val="18"/>
-          <w:szCs w:val="18"/>
+          <w:rFonts w:ascii="Courier New" w:cs="Courier New" w:eastAsia="Courier New" w:hAnsi="Courier New"/>
+          <w:sz w:val="16"/>
+          <w:szCs w:val="16"/>
         </w:rPr>
         <w:t xml:space="preserve">SNAPSHOT + DOCX + PDF</w:t>
       </w:r>
@@ -3565,9 +3565,9 @@
       </w:pPr>
       <w:r>
         <w:rPr>
-          <w:rFonts w:ascii="Consolas" w:cs="Consolas" w:eastAsia="Consolas" w:hAnsi="Consolas"/>
-          <w:sz w:val="18"/>
-          <w:szCs w:val="18"/>
+          <w:rFonts w:ascii="Courier New" w:cs="Courier New" w:eastAsia="Courier New" w:hAnsi="Courier New"/>
+          <w:sz w:val="16"/>
+          <w:szCs w:val="16"/>
         </w:rPr>
         <w:t xml:space="preserve">        ↓</w:t>
       </w:r>
@@ -3580,9 +3580,9 @@
       </w:pPr>
       <w:r>
         <w:rPr>
-          <w:rFonts w:ascii="Consolas" w:cs="Consolas" w:eastAsia="Consolas" w:hAnsi="Consolas"/>
-          <w:sz w:val="18"/>
-          <w:szCs w:val="18"/>
+          <w:rFonts w:ascii="Courier New" w:cs="Courier New" w:eastAsia="Courier New" w:hAnsi="Courier New"/>
+          <w:sz w:val="16"/>
+          <w:szCs w:val="16"/>
         </w:rPr>
         <w:t xml:space="preserve">QA + RELEASE MANIFEST</w:t>
       </w:r>
@@ -3595,9 +3595,9 @@
       </w:pPr>
       <w:r>
         <w:rPr>
-          <w:rFonts w:ascii="Consolas" w:cs="Consolas" w:eastAsia="Consolas" w:hAnsi="Consolas"/>
-          <w:sz w:val="18"/>
-          <w:szCs w:val="18"/>
+          <w:rFonts w:ascii="Courier New" w:cs="Courier New" w:eastAsia="Courier New" w:hAnsi="Courier New"/>
+          <w:sz w:val="16"/>
+          <w:szCs w:val="16"/>
         </w:rPr>
         <w:t xml:space="preserve">        ↓</w:t>
       </w:r>
@@ -3610,9 +3610,9 @@
       </w:pPr>
       <w:r>
         <w:rPr>
-          <w:rFonts w:ascii="Consolas" w:cs="Consolas" w:eastAsia="Consolas" w:hAnsi="Consolas"/>
-          <w:sz w:val="18"/>
-          <w:szCs w:val="18"/>
+          <w:rFonts w:ascii="Courier New" w:cs="Courier New" w:eastAsia="Courier New" w:hAnsi="Courier New"/>
+          <w:sz w:val="16"/>
+          <w:szCs w:val="16"/>
         </w:rPr>
         <w:t xml:space="preserve">MISSION CONTROL DOCUMENTATION CENTER</w:t>
       </w:r>
@@ -3662,7 +3662,7 @@
       </w:pPr>
       <w:r>
         <w:rPr>
-          <w:rFonts w:ascii="Consolas" w:cs="Consolas" w:eastAsia="Consolas" w:hAnsi="Consolas"/>
+          <w:rFonts w:ascii="Courier New" w:cs="Courier New" w:eastAsia="Courier New" w:hAnsi="Courier New"/>
         </w:rPr>
         <w:t xml:space="preserve">download ≠ approval ≠ authority</w:t>
       </w:r>
@@ -3747,7 +3747,7 @@
       </w:r>
       <w:r>
         <w:rPr>
-          <w:rFonts w:ascii="Consolas" w:cs="Consolas" w:eastAsia="Consolas" w:hAnsi="Consolas"/>
+          <w:rFonts w:ascii="Courier New" w:cs="Courier New" w:eastAsia="Courier New" w:hAnsi="Courier New"/>
         </w:rPr>
         <w:t xml:space="preserve">PROC-007 Project Bootstrap &amp; Admission</w:t>
       </w:r>
@@ -3763,9 +3763,9 @@
       </w:pPr>
       <w:r>
         <w:rPr>
-          <w:rFonts w:ascii="Consolas" w:cs="Consolas" w:eastAsia="Consolas" w:hAnsi="Consolas"/>
-          <w:sz w:val="18"/>
-          <w:szCs w:val="18"/>
+          <w:rFonts w:ascii="Courier New" w:cs="Courier New" w:eastAsia="Courier New" w:hAnsi="Courier New"/>
+          <w:sz w:val="16"/>
+          <w:szCs w:val="16"/>
         </w:rPr>
         <w:t xml:space="preserve">PROJECT INTENT</w:t>
       </w:r>
@@ -3778,9 +3778,9 @@
       </w:pPr>
       <w:r>
         <w:rPr>
-          <w:rFonts w:ascii="Consolas" w:cs="Consolas" w:eastAsia="Consolas" w:hAnsi="Consolas"/>
-          <w:sz w:val="18"/>
-          <w:szCs w:val="18"/>
+          <w:rFonts w:ascii="Courier New" w:cs="Courier New" w:eastAsia="Courier New" w:hAnsi="Courier New"/>
+          <w:sz w:val="16"/>
+          <w:szCs w:val="16"/>
         </w:rPr>
         <w:t xml:space="preserve">→ CLASSIFICATION</w:t>
       </w:r>
@@ -3793,9 +3793,9 @@
       </w:pPr>
       <w:r>
         <w:rPr>
-          <w:rFonts w:ascii="Consolas" w:cs="Consolas" w:eastAsia="Consolas" w:hAnsi="Consolas"/>
-          <w:sz w:val="18"/>
-          <w:szCs w:val="18"/>
+          <w:rFonts w:ascii="Courier New" w:cs="Courier New" w:eastAsia="Courier New" w:hAnsi="Courier New"/>
+          <w:sz w:val="16"/>
+          <w:szCs w:val="16"/>
         </w:rPr>
         <w:t xml:space="preserve">→ ADMISSION PREVIEW</w:t>
       </w:r>
@@ -3808,9 +3808,9 @@
       </w:pPr>
       <w:r>
         <w:rPr>
-          <w:rFonts w:ascii="Consolas" w:cs="Consolas" w:eastAsia="Consolas" w:hAnsi="Consolas"/>
-          <w:sz w:val="18"/>
-          <w:szCs w:val="18"/>
+          <w:rFonts w:ascii="Courier New" w:cs="Courier New" w:eastAsia="Courier New" w:hAnsi="Courier New"/>
+          <w:sz w:val="16"/>
+          <w:szCs w:val="16"/>
         </w:rPr>
         <w:t xml:space="preserve">→ BOARD ADMISSION GATE</w:t>
       </w:r>
@@ -3823,9 +3823,9 @@
       </w:pPr>
       <w:r>
         <w:rPr>
-          <w:rFonts w:ascii="Consolas" w:cs="Consolas" w:eastAsia="Consolas" w:hAnsi="Consolas"/>
-          <w:sz w:val="18"/>
-          <w:szCs w:val="18"/>
+          <w:rFonts w:ascii="Courier New" w:cs="Courier New" w:eastAsia="Courier New" w:hAnsi="Courier New"/>
+          <w:sz w:val="16"/>
+          <w:szCs w:val="16"/>
         </w:rPr>
         <w:t xml:space="preserve">→ OWNER SOURCE INTAKE</w:t>
       </w:r>
@@ -3838,9 +3838,9 @@
       </w:pPr>
       <w:r>
         <w:rPr>
-          <w:rFonts w:ascii="Consolas" w:cs="Consolas" w:eastAsia="Consolas" w:hAnsi="Consolas"/>
-          <w:sz w:val="18"/>
-          <w:szCs w:val="18"/>
+          <w:rFonts w:ascii="Courier New" w:cs="Courier New" w:eastAsia="Courier New" w:hAnsi="Courier New"/>
+          <w:sz w:val="16"/>
+          <w:szCs w:val="16"/>
         </w:rPr>
         <w:t xml:space="preserve">→ WORKSPACE + KNOWLEDGE FOUNDATION</w:t>
       </w:r>
@@ -3853,9 +3853,9 @@
       </w:pPr>
       <w:r>
         <w:rPr>
-          <w:rFonts w:ascii="Consolas" w:cs="Consolas" w:eastAsia="Consolas" w:hAnsi="Consolas"/>
-          <w:sz w:val="18"/>
-          <w:szCs w:val="18"/>
+          <w:rFonts w:ascii="Courier New" w:cs="Courier New" w:eastAsia="Courier New" w:hAnsi="Courier New"/>
+          <w:sz w:val="16"/>
+          <w:szCs w:val="16"/>
         </w:rPr>
         <w:t xml:space="preserve">→ PROJECT MEMORY BASELINE</w:t>
       </w:r>
@@ -3868,9 +3868,9 @@
       </w:pPr>
       <w:r>
         <w:rPr>
-          <w:rFonts w:ascii="Consolas" w:cs="Consolas" w:eastAsia="Consolas" w:hAnsi="Consolas"/>
-          <w:sz w:val="18"/>
-          <w:szCs w:val="18"/>
+          <w:rFonts w:ascii="Courier New" w:cs="Courier New" w:eastAsia="Courier New" w:hAnsi="Courier New"/>
+          <w:sz w:val="16"/>
+          <w:szCs w:val="16"/>
         </w:rPr>
         <w:t xml:space="preserve">→ GOAL + STATE + ROADMAP + GOVERNANCE</w:t>
       </w:r>
@@ -3883,9 +3883,9 @@
       </w:pPr>
       <w:r>
         <w:rPr>
-          <w:rFonts w:ascii="Consolas" w:cs="Consolas" w:eastAsia="Consolas" w:hAnsi="Consolas"/>
-          <w:sz w:val="18"/>
-          <w:szCs w:val="18"/>
+          <w:rFonts w:ascii="Courier New" w:cs="Courier New" w:eastAsia="Courier New" w:hAnsi="Courier New"/>
+          <w:sz w:val="16"/>
+          <w:szCs w:val="16"/>
         </w:rPr>
         <w:t xml:space="preserve">→ PROJECT_AGENT_START</w:t>
       </w:r>
@@ -3898,9 +3898,9 @@
       </w:pPr>
       <w:r>
         <w:rPr>
-          <w:rFonts w:ascii="Consolas" w:cs="Consolas" w:eastAsia="Consolas" w:hAnsi="Consolas"/>
-          <w:sz w:val="18"/>
-          <w:szCs w:val="18"/>
+          <w:rFonts w:ascii="Courier New" w:cs="Courier New" w:eastAsia="Courier New" w:hAnsi="Courier New"/>
+          <w:sz w:val="16"/>
+          <w:szCs w:val="16"/>
         </w:rPr>
         <w:t xml:space="preserve">→ KNOWLEDGE ASSURANCE CONTRACT se necessario</w:t>
       </w:r>
@@ -3913,9 +3913,9 @@
       </w:pPr>
       <w:r>
         <w:rPr>
-          <w:rFonts w:ascii="Consolas" w:cs="Consolas" w:eastAsia="Consolas" w:hAnsi="Consolas"/>
-          <w:sz w:val="18"/>
-          <w:szCs w:val="18"/>
+          <w:rFonts w:ascii="Courier New" w:cs="Courier New" w:eastAsia="Courier New" w:hAnsi="Courier New"/>
+          <w:sz w:val="16"/>
+          <w:szCs w:val="16"/>
         </w:rPr>
         <w:t xml:space="preserve">→ READINESS REVIEW</w:t>
       </w:r>
@@ -3928,9 +3928,9 @@
       </w:pPr>
       <w:r>
         <w:rPr>
-          <w:rFonts w:ascii="Consolas" w:cs="Consolas" w:eastAsia="Consolas" w:hAnsi="Consolas"/>
-          <w:sz w:val="18"/>
-          <w:szCs w:val="18"/>
+          <w:rFonts w:ascii="Courier New" w:cs="Courier New" w:eastAsia="Courier New" w:hAnsi="Courier New"/>
+          <w:sz w:val="16"/>
+          <w:szCs w:val="16"/>
         </w:rPr>
         <w:t xml:space="preserve">→ BOARD ACTIVATION GATE</w:t>
       </w:r>
@@ -3943,9 +3943,9 @@
       </w:pPr>
       <w:r>
         <w:rPr>
-          <w:rFonts w:ascii="Consolas" w:cs="Consolas" w:eastAsia="Consolas" w:hAnsi="Consolas"/>
-          <w:sz w:val="18"/>
-          <w:szCs w:val="18"/>
+          <w:rFonts w:ascii="Courier New" w:cs="Courier New" w:eastAsia="Courier New" w:hAnsi="Courier New"/>
+          <w:sz w:val="16"/>
+          <w:szCs w:val="16"/>
         </w:rPr>
         <w:t xml:space="preserve">→ WCM RUN</w:t>
       </w:r>
@@ -4141,7 +4141,7 @@
       </w:pPr>
       <w:r>
         <w:rPr>
-          <w:rFonts w:ascii="Consolas" w:cs="Consolas" w:eastAsia="Consolas" w:hAnsi="Consolas"/>
+          <w:rFonts w:ascii="Courier New" w:cs="Courier New" w:eastAsia="Courier New" w:hAnsi="Courier New"/>
         </w:rPr>
         <w:t xml:space="preserve">WCM_AGENT_START.md</w:t>
       </w:r>
@@ -4157,7 +4157,7 @@
       </w:pPr>
       <w:r>
         <w:rPr>
-          <w:rFonts w:ascii="Consolas" w:cs="Consolas" w:eastAsia="Consolas" w:hAnsi="Consolas"/>
+          <w:rFonts w:ascii="Courier New" w:cs="Courier New" w:eastAsia="Courier New" w:hAnsi="Courier New"/>
         </w:rPr>
         <w:t xml:space="preserve">wcm/GOVERNANCE.md</w:t>
       </w:r>
@@ -4173,7 +4173,7 @@
       </w:pPr>
       <w:r>
         <w:rPr>
-          <w:rFonts w:ascii="Consolas" w:cs="Consolas" w:eastAsia="Consolas" w:hAnsi="Consolas"/>
+          <w:rFonts w:ascii="Courier New" w:cs="Courier New" w:eastAsia="Courier New" w:hAnsi="Courier New"/>
         </w:rPr>
         <w:t xml:space="preserve">wcm/WISE_MANDATE.md</w:t>
       </w:r>
@@ -4189,7 +4189,7 @@
       </w:pPr>
       <w:r>
         <w:rPr>
-          <w:rFonts w:ascii="Consolas" w:cs="Consolas" w:eastAsia="Consolas" w:hAnsi="Consolas"/>
+          <w:rFonts w:ascii="Courier New" w:cs="Courier New" w:eastAsia="Courier New" w:hAnsi="Courier New"/>
         </w:rPr>
         <w:t xml:space="preserve">wcm/CAPABILITIES.md</w:t>
       </w:r>
@@ -4205,7 +4205,7 @@
       </w:pPr>
       <w:r>
         <w:rPr>
-          <w:rFonts w:ascii="Consolas" w:cs="Consolas" w:eastAsia="Consolas" w:hAnsi="Consolas"/>
+          <w:rFonts w:ascii="Courier New" w:cs="Courier New" w:eastAsia="Courier New" w:hAnsi="Courier New"/>
         </w:rPr>
         <w:t xml:space="preserve">wcm/architecture/WCM_LIVING_ARCHITECTURE.md</w:t>
       </w:r>
@@ -4221,7 +4221,7 @@
       </w:pPr>
       <w:r>
         <w:rPr>
-          <w:rFonts w:ascii="Consolas" w:cs="Consolas" w:eastAsia="Consolas" w:hAnsi="Consolas"/>
+          <w:rFonts w:ascii="Courier New" w:cs="Courier New" w:eastAsia="Courier New" w:hAnsi="Courier New"/>
         </w:rPr>
         <w:t xml:space="preserve">wcm/architecture/ARCHITECTURE_INDEX.md</w:t>
       </w:r>
@@ -4237,7 +4237,7 @@
       </w:pPr>
       <w:r>
         <w:rPr>
-          <w:rFonts w:ascii="Consolas" w:cs="Consolas" w:eastAsia="Consolas" w:hAnsi="Consolas"/>
+          <w:rFonts w:ascii="Courier New" w:cs="Courier New" w:eastAsia="Courier New" w:hAnsi="Courier New"/>
         </w:rPr>
         <w:t xml:space="preserve">wcm/architecture/MISSION_CONTROL.md</w:t>
       </w:r>
@@ -4253,7 +4253,7 @@
       </w:pPr>
       <w:r>
         <w:rPr>
-          <w:rFonts w:ascii="Consolas" w:cs="Consolas" w:eastAsia="Consolas" w:hAnsi="Consolas"/>
+          <w:rFonts w:ascii="Courier New" w:cs="Courier New" w:eastAsia="Courier New" w:hAnsi="Courier New"/>
         </w:rPr>
         <w:t xml:space="preserve">wcm/architecture/MISSION_CONTROL_WCM_LEARNING_V0_8.md</w:t>
       </w:r>
@@ -4269,7 +4269,7 @@
       </w:pPr>
       <w:r>
         <w:rPr>
-          <w:rFonts w:ascii="Consolas" w:cs="Consolas" w:eastAsia="Consolas" w:hAnsi="Consolas"/>
+          <w:rFonts w:ascii="Courier New" w:cs="Courier New" w:eastAsia="Courier New" w:hAnsi="Courier New"/>
         </w:rPr>
         <w:t xml:space="preserve">wcm/architecture/MISSION_CONTROL_DOCUMENTATION_CENTER_V0_9.md</w:t>
       </w:r>
@@ -4285,7 +4285,7 @@
       </w:pPr>
       <w:r>
         <w:rPr>
-          <w:rFonts w:ascii="Consolas" w:cs="Consolas" w:eastAsia="Consolas" w:hAnsi="Consolas"/>
+          <w:rFonts w:ascii="Courier New" w:cs="Courier New" w:eastAsia="Courier New" w:hAnsi="Courier New"/>
         </w:rPr>
         <w:t xml:space="preserve">wcm/process-book/PROCESS_REGISTER.md</w:t>
       </w:r>
@@ -4301,7 +4301,7 @@
       </w:pPr>
       <w:r>
         <w:rPr>
-          <w:rFonts w:ascii="Consolas" w:cs="Consolas" w:eastAsia="Consolas" w:hAnsi="Consolas"/>
+          <w:rFonts w:ascii="Courier New" w:cs="Courier New" w:eastAsia="Courier New" w:hAnsi="Courier New"/>
         </w:rPr>
         <w:t xml:space="preserve">wcm/kb/index.md</w:t>
       </w:r>
@@ -4317,7 +4317,7 @@
       </w:pPr>
       <w:r>
         <w:rPr>
-          <w:rFonts w:ascii="Consolas" w:cs="Consolas" w:eastAsia="Consolas" w:hAnsi="Consolas"/>
+          <w:rFonts w:ascii="Courier New" w:cs="Courier New" w:eastAsia="Courier New" w:hAnsi="Courier New"/>
         </w:rPr>
         <w:t xml:space="preserve">wcm/documentation/DOCUMENTATION_INDEX.md</w:t>
       </w:r>
@@ -4333,7 +4333,7 @@
       </w:pPr>
       <w:r>
         <w:rPr>
-          <w:rFonts w:ascii="Consolas" w:cs="Consolas" w:eastAsia="Consolas" w:hAnsi="Consolas"/>
+          <w:rFonts w:ascii="Courier New" w:cs="Courier New" w:eastAsia="Courier New" w:hAnsi="Courier New"/>
         </w:rPr>
         <w:t xml:space="preserve">DEC-007</w:t>
       </w:r>
@@ -4342,7 +4342,7 @@
       </w:r>
       <w:r>
         <w:rPr>
-          <w:rFonts w:ascii="Consolas" w:cs="Consolas" w:eastAsia="Consolas" w:hAnsi="Consolas"/>
+          <w:rFonts w:ascii="Courier New" w:cs="Courier New" w:eastAsia="Courier New" w:hAnsi="Courier New"/>
         </w:rPr>
         <w:t xml:space="preserve">DEC-008</w:t>
       </w:r>
@@ -4351,7 +4351,7 @@
       </w:r>
       <w:r>
         <w:rPr>
-          <w:rFonts w:ascii="Consolas" w:cs="Consolas" w:eastAsia="Consolas" w:hAnsi="Consolas"/>
+          <w:rFonts w:ascii="Courier New" w:cs="Courier New" w:eastAsia="Courier New" w:hAnsi="Courier New"/>
         </w:rPr>
         <w:t xml:space="preserve">DEC-009</w:t>
       </w:r>
@@ -4360,7 +4360,7 @@
       </w:r>
       <w:r>
         <w:rPr>
-          <w:rFonts w:ascii="Consolas" w:cs="Consolas" w:eastAsia="Consolas" w:hAnsi="Consolas"/>
+          <w:rFonts w:ascii="Courier New" w:cs="Courier New" w:eastAsia="Courier New" w:hAnsi="Courier New"/>
         </w:rPr>
         <w:t xml:space="preserve">DEC-010</w:t>
       </w:r>
@@ -4369,7 +4369,7 @@
       </w:r>
       <w:r>
         <w:rPr>
-          <w:rFonts w:ascii="Consolas" w:cs="Consolas" w:eastAsia="Consolas" w:hAnsi="Consolas"/>
+          <w:rFonts w:ascii="Courier New" w:cs="Courier New" w:eastAsia="Courier New" w:hAnsi="Courier New"/>
         </w:rPr>
         <w:t xml:space="preserve">DEC-011</w:t>
       </w:r>

--- a/public/wcm/documentation/releases/wcm-technical-reference.docx
+++ b/public/wcm/documentation/releases/wcm-technical-reference.docx
@@ -499,7 +499,7 @@
                 <w:sz w:val="18"/>
                 <w:szCs w:val="18"/>
               </w:rPr>
-              <w:t xml:space="preserve">2026-08-20T21:32:36.869Z</w:t>
+              <w:t xml:space="preserve">2026-08-20T21:35:00.035Z</w:t>
             </w:r>
           </w:p>
         </w:tc>

--- a/public/wcm/documentation/releases/wcm-technical-reference.docx
+++ b/public/wcm/documentation/releases/wcm-technical-reference.docx
@@ -499,7 +499,7 @@
                 <w:sz w:val="18"/>
                 <w:szCs w:val="18"/>
               </w:rPr>
-              <w:t xml:space="preserve">2026-08-29T05:40:28.754Z</w:t>
+              <w:t xml:space="preserve">2026-08-29T07:37:59.861Z</w:t>
             </w:r>
           </w:p>
         </w:tc>

--- a/public/wcm/documentation/releases/wcm-technical-reference.docx
+++ b/public/wcm/documentation/releases/wcm-technical-reference.docx
@@ -499,7 +499,7 @@
                 <w:sz w:val="18"/>
                 <w:szCs w:val="18"/>
               </w:rPr>
-              <w:t xml:space="preserve">2026-08-29T07:37:59.861Z</w:t>
+              <w:t xml:space="preserve">2026-08-29T07:40:00.546Z</w:t>
             </w:r>
           </w:p>
         </w:tc>

--- a/public/wcm/documentation/releases/wcm-technical-reference.docx
+++ b/public/wcm/documentation/releases/wcm-technical-reference.docx
@@ -499,7 +499,7 @@
                 <w:sz w:val="18"/>
                 <w:szCs w:val="18"/>
               </w:rPr>
-              <w:t xml:space="preserve">2026-08-29T07:40:00.546Z</w:t>
+              <w:t xml:space="preserve">2026-08-29T08:41:46.818Z</w:t>
             </w:r>
           </w:p>
         </w:tc>

--- a/public/wcm/documentation/releases/wcm-technical-reference.docx
+++ b/public/wcm/documentation/releases/wcm-technical-reference.docx
@@ -499,7 +499,7 @@
                 <w:sz w:val="18"/>
                 <w:szCs w:val="18"/>
               </w:rPr>
-              <w:t xml:space="preserve">2026-08-29T08:41:46.818Z</w:t>
+              <w:t xml:space="preserve">2026-08-29T09:39:45.743Z</w:t>
             </w:r>
           </w:p>
         </w:tc>

--- a/public/wcm/documentation/releases/wcm-technical-reference.docx
+++ b/public/wcm/documentation/releases/wcm-technical-reference.docx
@@ -499,7 +499,7 @@
                 <w:sz w:val="18"/>
                 <w:szCs w:val="18"/>
               </w:rPr>
-              <w:t xml:space="preserve">2026-08-29T09:39:45.743Z</w:t>
+              <w:t xml:space="preserve">2026-08-29T13:41:07.859Z</w:t>
             </w:r>
           </w:p>
         </w:tc>

--- a/public/wcm/documentation/releases/wcm-technical-reference.docx
+++ b/public/wcm/documentation/releases/wcm-technical-reference.docx
@@ -499,7 +499,7 @@
                 <w:sz w:val="18"/>
                 <w:szCs w:val="18"/>
               </w:rPr>
-              <w:t xml:space="preserve">2026-08-29T13:41:07.859Z</w:t>
+              <w:t xml:space="preserve">2026-08-29T15:26:04.732Z</w:t>
             </w:r>
           </w:p>
         </w:tc>

--- a/public/wcm/documentation/releases/wcm-technical-reference.docx
+++ b/public/wcm/documentation/releases/wcm-technical-reference.docx
@@ -499,7 +499,7 @@
                 <w:sz w:val="18"/>
                 <w:szCs w:val="18"/>
               </w:rPr>
-              <w:t xml:space="preserve">2026-08-29T15:26:04.732Z</w:t>
+              <w:t xml:space="preserve">2026-08-29T15:44:27.282Z</w:t>
             </w:r>
           </w:p>
         </w:tc>

--- a/public/wcm/documentation/releases/wcm-technical-reference.docx
+++ b/public/wcm/documentation/releases/wcm-technical-reference.docx
@@ -499,7 +499,7 @@
                 <w:sz w:val="18"/>
                 <w:szCs w:val="18"/>
               </w:rPr>
-              <w:t xml:space="preserve">2026-08-29T15:44:27.282Z</w:t>
+              <w:t xml:space="preserve">2026-08-29T15:50:33.497Z</w:t>
             </w:r>
           </w:p>
         </w:tc>

--- a/public/wcm/documentation/releases/wcm-technical-reference.docx
+++ b/public/wcm/documentation/releases/wcm-technical-reference.docx
@@ -499,7 +499,7 @@
                 <w:sz w:val="18"/>
                 <w:szCs w:val="18"/>
               </w:rPr>
-              <w:t xml:space="preserve">2026-08-29T15:50:33.497Z</w:t>
+              <w:t xml:space="preserve">2026-08-29T16:06:14.674Z</w:t>
             </w:r>
           </w:p>
         </w:tc>

--- a/public/wcm/documentation/releases/wcm-technical-reference.docx
+++ b/public/wcm/documentation/releases/wcm-technical-reference.docx
@@ -499,7 +499,7 @@
                 <w:sz w:val="18"/>
                 <w:szCs w:val="18"/>
               </w:rPr>
-              <w:t xml:space="preserve">2026-08-29T16:06:14.674Z</w:t>
+              <w:t xml:space="preserve">2026-08-29T17:35:10.564Z</w:t>
             </w:r>
           </w:p>
         </w:tc>

--- a/public/wcm/documentation/releases/wcm-technical-reference.docx
+++ b/public/wcm/documentation/releases/wcm-technical-reference.docx
@@ -499,7 +499,7 @@
                 <w:sz w:val="18"/>
                 <w:szCs w:val="18"/>
               </w:rPr>
-              <w:t xml:space="preserve">2026-08-29T17:35:10.564Z</w:t>
+              <w:t xml:space="preserve">2026-08-29T21:29:36.695Z</w:t>
             </w:r>
           </w:p>
         </w:tc>

--- a/public/wcm/documentation/releases/wcm-technical-reference.docx
+++ b/public/wcm/documentation/releases/wcm-technical-reference.docx
@@ -499,7 +499,7 @@
                 <w:sz w:val="18"/>
                 <w:szCs w:val="18"/>
               </w:rPr>
-              <w:t xml:space="preserve">2026-08-29T21:29:36.695Z</w:t>
+              <w:t xml:space="preserve">2026-08-29T23:31:47.704Z</w:t>
             </w:r>
           </w:p>
         </w:tc>

--- a/public/wcm/documentation/releases/wcm-technical-reference.docx
+++ b/public/wcm/documentation/releases/wcm-technical-reference.docx
@@ -499,7 +499,7 @@
                 <w:sz w:val="18"/>
                 <w:szCs w:val="18"/>
               </w:rPr>
-              <w:t xml:space="preserve">2026-08-29T23:31:47.704Z</w:t>
+              <w:t xml:space="preserve">2026-08-29T23:32:17.195Z</w:t>
             </w:r>
           </w:p>
         </w:tc>

--- a/public/wcm/documentation/releases/wcm-technical-reference.docx
+++ b/public/wcm/documentation/releases/wcm-technical-reference.docx
@@ -499,7 +499,7 @@
                 <w:sz w:val="18"/>
                 <w:szCs w:val="18"/>
               </w:rPr>
-              <w:t xml:space="preserve">2026-08-29T23:32:17.195Z</w:t>
+              <w:t xml:space="preserve">2026-08-29T23:33:20.223Z</w:t>
             </w:r>
           </w:p>
         </w:tc>

--- a/public/wcm/documentation/releases/wcm-technical-reference.docx
+++ b/public/wcm/documentation/releases/wcm-technical-reference.docx
@@ -499,7 +499,7 @@
                 <w:sz w:val="18"/>
                 <w:szCs w:val="18"/>
               </w:rPr>
-              <w:t xml:space="preserve">2026-08-29T23:33:20.223Z</w:t>
+              <w:t xml:space="preserve">2026-08-30T06:00:31.895Z</w:t>
             </w:r>
           </w:p>
         </w:tc>

--- a/public/wcm/documentation/releases/wcm-technical-reference.docx
+++ b/public/wcm/documentation/releases/wcm-technical-reference.docx
@@ -499,7 +499,7 @@
                 <w:sz w:val="18"/>
                 <w:szCs w:val="18"/>
               </w:rPr>
-              <w:t xml:space="preserve">2026-08-30T06:00:31.895Z</w:t>
+              <w:t xml:space="preserve">2026-08-31T04:04:44.305Z</w:t>
             </w:r>
           </w:p>
         </w:tc>

--- a/public/wcm/documentation/releases/wcm-technical-reference.docx
+++ b/public/wcm/documentation/releases/wcm-technical-reference.docx
@@ -499,7 +499,7 @@
                 <w:sz w:val="18"/>
                 <w:szCs w:val="18"/>
               </w:rPr>
-              <w:t xml:space="preserve">2026-08-31T04:04:44.305Z</w:t>
+              <w:t xml:space="preserve">2026-08-31T20:48:50.990Z</w:t>
             </w:r>
           </w:p>
         </w:tc>

--- a/public/wcm/documentation/releases/wcm-technical-reference.docx
+++ b/public/wcm/documentation/releases/wcm-technical-reference.docx
@@ -499,7 +499,7 @@
                 <w:sz w:val="18"/>
                 <w:szCs w:val="18"/>
               </w:rPr>
-              <w:t xml:space="preserve">2026-08-31T20:48:50.990Z</w:t>
+              <w:t xml:space="preserve">2026-08-31T20:50:33.481Z</w:t>
             </w:r>
           </w:p>
         </w:tc>

--- a/public/wcm/documentation/releases/wcm-technical-reference.docx
+++ b/public/wcm/documentation/releases/wcm-technical-reference.docx
@@ -499,7 +499,7 @@
                 <w:sz w:val="18"/>
                 <w:szCs w:val="18"/>
               </w:rPr>
-              <w:t xml:space="preserve">2026-08-31T20:50:33.481Z</w:t>
+              <w:t xml:space="preserve">2026-08-31T22:48:24.896Z</w:t>
             </w:r>
           </w:p>
         </w:tc>

--- a/public/wcm/documentation/releases/wcm-technical-reference.docx
+++ b/public/wcm/documentation/releases/wcm-technical-reference.docx
@@ -499,7 +499,7 @@
                 <w:sz w:val="18"/>
                 <w:szCs w:val="18"/>
               </w:rPr>
-              <w:t xml:space="preserve">2026-08-31T22:48:24.896Z</w:t>
+              <w:t xml:space="preserve">2026-09-04T09:44:14.164Z</w:t>
             </w:r>
           </w:p>
         </w:tc>

--- a/public/wcm/documentation/releases/wcm-technical-reference.docx
+++ b/public/wcm/documentation/releases/wcm-technical-reference.docx
@@ -499,7 +499,7 @@
                 <w:sz w:val="18"/>
                 <w:szCs w:val="18"/>
               </w:rPr>
-              <w:t xml:space="preserve">2026-09-04T09:44:14.164Z</w:t>
+              <w:t xml:space="preserve">2026-09-04T09:44:50.631Z</w:t>
             </w:r>
           </w:p>
         </w:tc>

--- a/public/wcm/documentation/releases/wcm-technical-reference.docx
+++ b/public/wcm/documentation/releases/wcm-technical-reference.docx
@@ -499,7 +499,7 @@
                 <w:sz w:val="18"/>
                 <w:szCs w:val="18"/>
               </w:rPr>
-              <w:t xml:space="preserve">2026-09-04T09:44:50.631Z</w:t>
+              <w:t xml:space="preserve">2026-09-04T09:45:54.479Z</w:t>
             </w:r>
           </w:p>
         </w:tc>
